--- a/memoria/memoria.docx
+++ b/memoria/memoria.docx
@@ -91,7 +91,7 @@
         <w:t>Fecha:</w:t>
       </w:r>
       <w:r>
-        <w:t xml:space="preserve"> Abril 2026</w:t>
+        <w:t xml:space="preserve"> Mayo 2026</w:t>
       </w:r>
     </w:p>
     <w:p/>
@@ -112,63 +112,22 @@
     <w:p/>
     <w:p>
       <w:r>
-        <w:t>Amazon necesita un robot autónomo que reordene tres inventarios (</w:t>
+        <w:t xml:space="preserve">El robot de Amazon arranca en </w:t>
       </w:r>
       <w:r>
         <w:rPr>
           <w:rFonts w:ascii="Consolas" w:hAnsi="Consolas"/>
           <w:sz w:val="20"/>
         </w:rPr>
-        <w:t>M1</w:t>
-      </w:r>
-      <w:r>
-        <w:t xml:space="preserve">, </w:t>
-      </w:r>
-      <w:r>
-        <w:rPr>
-          <w:rFonts w:ascii="Consolas" w:hAnsi="Consolas"/>
-          <w:sz w:val="20"/>
-        </w:rPr>
-        <w:t>M2</w:t>
-      </w:r>
-      <w:r>
-        <w:t>,</w:t>
+        <w:t>(2,2)</w:t>
+      </w:r>
+      <w:r>
+        <w:t xml:space="preserve"> dentro de una matriz 4×4 con dos</w:t>
       </w:r>
     </w:p>
     <w:p>
       <w:r>
-        <w:rPr>
-          <w:rFonts w:ascii="Consolas" w:hAnsi="Consolas"/>
-          <w:sz w:val="20"/>
-        </w:rPr>
-        <w:t>M3</w:t>
-      </w:r>
-      <w:r>
-        <w:t xml:space="preserve">) dentro de un almacén modelado como una matriz </w:t>
-      </w:r>
-      <w:r>
-        <w:rPr>
-          <w:b/>
-        </w:rPr>
-        <w:t>4×4</w:t>
-      </w:r>
-      <w:r>
-        <w:t>. La matriz tiene</w:t>
-      </w:r>
-    </w:p>
-    <w:p>
-      <w:r>
-        <w:t>dos paredes (</w:t>
-      </w:r>
-      <w:r>
-        <w:rPr>
-          <w:rFonts w:ascii="Consolas" w:hAnsi="Consolas"/>
-          <w:sz w:val="20"/>
-        </w:rPr>
-        <w:t>#</w:t>
-      </w:r>
-      <w:r>
-        <w:t xml:space="preserve">) en </w:t>
+        <w:t xml:space="preserve">paredes fijas en </w:t>
       </w:r>
       <w:r>
         <w:rPr>
@@ -188,27 +147,12 @@
         <w:t>(1,1)</w:t>
       </w:r>
       <w:r>
-        <w:t xml:space="preserve"> que el robot no puede atravesar. El</w:t>
+        <w:t>, y debe reubicar tres inventarios. La</w:t>
       </w:r>
     </w:p>
     <w:p>
       <w:r>
-        <w:t xml:space="preserve">robot inicia en </w:t>
-      </w:r>
-      <w:r>
-        <w:rPr>
-          <w:rFonts w:ascii="Consolas" w:hAnsi="Consolas"/>
-          <w:sz w:val="20"/>
-        </w:rPr>
-        <w:t>(2,2)</w:t>
-      </w:r>
-      <w:r>
-        <w:t xml:space="preserve"> y debe llevar cada inventario desde su posición</w:t>
-      </w:r>
-    </w:p>
-    <w:p>
-      <w:r>
-        <w:t>inicial hasta su posición objetivo:</w:t>
+        <w:t>tabla resume el origen y destino de cada uno:</w:t>
       </w:r>
     </w:p>
     <w:p/>
@@ -388,40 +332,27 @@
     <w:p/>
     <w:p>
       <w:r>
-        <w:t>Cada acción del robot —mover en una de las cuatro direcciones cardinales,</w:t>
+        <w:t>Las acciones disponibles son los cuatro movimientos cardinales más cargar y</w:t>
       </w:r>
     </w:p>
     <w:p>
       <w:r>
-        <w:t xml:space="preserve">cargar un inventario, o descargarlo— tiene </w:t>
+        <w:t xml:space="preserve">descargar inventario, todas con coste </w:t>
       </w:r>
       <w:r>
         <w:rPr>
-          <w:b/>
+          <w:rFonts w:ascii="Consolas" w:hAnsi="Consolas"/>
+          <w:sz w:val="20"/>
         </w:rPr>
-        <w:t>coste real `g = 1`</w:t>
-      </w:r>
-      <w:r>
-        <w:t>. Como</w:t>
+        <w:t>g = 1</w:t>
+      </w:r>
+      <w:r>
+        <w:t>. La heurística obligatoria es</w:t>
       </w:r>
     </w:p>
     <w:p>
       <w:r>
-        <w:t xml:space="preserve">heurística obligatoria se utiliza la </w:t>
-      </w:r>
-      <w:r>
-        <w:rPr>
-          <w:b/>
-        </w:rPr>
-        <w:t>distancia de Manhattan</w:t>
-      </w:r>
-      <w:r>
-        <w:t>. La Figura 1</w:t>
-      </w:r>
-    </w:p>
-    <w:p>
-      <w:r>
-        <w:t>muestra el estado inicial renderizado por la herramienta.</w:t>
+        <w:t>la distancia de Manhattan.</w:t>
       </w:r>
     </w:p>
     <w:p/>
@@ -435,99 +366,22 @@
     </w:p>
     <w:p/>
     <w:p>
-      <w:r>
-        <w:t>Suposiciones explícitas tomadas del enunciado:</w:t>
+      <w:pPr>
+        <w:pStyle w:val="Heading3"/>
+      </w:pPr>
+      <w:r>
+        <w:t>2.1 Hallazgo del equipo: la carga es necesariamente adyacente</w:t>
       </w:r>
     </w:p>
     <w:p/>
     <w:p>
-      <w:pPr>
-        <w:pStyle w:val="ListNumber"/>
-      </w:pPr>
-      <w:r>
-        <w:rPr>
-          <w:b/>
-        </w:rPr>
-        <w:t>Cargar y descargar son adyacentes</w:t>
-      </w:r>
-      <w:r>
-        <w:t xml:space="preserve"> — el robot no pisa la celda del</w:t>
+      <w:r>
+        <w:t>Al analizar las acciones del robot identificamos una ambigüedad: el</w:t>
       </w:r>
     </w:p>
     <w:p>
       <w:r>
-        <w:t xml:space="preserve">   inventario, está en una contigua; única opción consistente con "el robot</w:t>
-      </w:r>
-    </w:p>
-    <w:p>
-      <w:r>
-        <w:t xml:space="preserve">   no puede entrar a casilla ocupada por inventario que no carga".</w:t>
-      </w:r>
-    </w:p>
-    <w:p>
-      <w:pPr>
-        <w:pStyle w:val="ListNumber"/>
-      </w:pPr>
-      <w:r>
-        <w:rPr>
-          <w:b/>
-        </w:rPr>
-        <w:t>El inventario cargado viaja con el robot</w:t>
-      </w:r>
-      <w:r>
-        <w:t>; la celda origen queda libre.</w:t>
-      </w:r>
-    </w:p>
-    <w:p>
-      <w:pPr>
-        <w:pStyle w:val="ListNumber"/>
-      </w:pPr>
-      <w:r>
-        <w:rPr>
-          <w:b/>
-        </w:rPr>
-        <w:t>Robot lleva un inventario a la vez</w:t>
-      </w:r>
-      <w:r>
-        <w:t xml:space="preserve"> y </w:t>
-      </w:r>
-      <w:r>
-        <w:rPr>
-          <w:b/>
-        </w:rPr>
-        <w:t>su posición final es libre</w:t>
-      </w:r>
-      <w:r>
-        <w:t>.</w:t>
-      </w:r>
-    </w:p>
-    <w:p>
-      <w:pPr>
-        <w:pStyle w:val="ListNumber"/>
-      </w:pPr>
-      <w:r>
-        <w:rPr>
-          <w:b/>
-        </w:rPr>
-        <w:t>Notación de acciones</w:t>
-      </w:r>
-      <w:r>
-        <w:t xml:space="preserve"> según enunciado: </w:t>
-      </w:r>
-      <w:r>
-        <w:rPr>
-          <w:rFonts w:ascii="Consolas" w:hAnsi="Consolas"/>
-          <w:sz w:val="20"/>
-        </w:rPr>
-        <w:t>mover R fila{f} columna{c}</w:t>
-      </w:r>
-      <w:r>
-        <w:t>,</w:t>
-      </w:r>
-    </w:p>
-    <w:p>
-      <w:r>
-        <w:t xml:space="preserve">   </w:t>
+        <w:t xml:space="preserve">enunciado describe </w:t>
       </w:r>
       <w:r>
         <w:rPr>
@@ -537,17 +391,108 @@
         <w:t>cargar R M{i} fila{f} columna{c}</w:t>
       </w:r>
       <w:r>
-        <w:t xml:space="preserve">, </w:t>
+        <w:t xml:space="preserve"> sin precisar si la</w:t>
+      </w:r>
+    </w:p>
+    <w:p>
+      <w:r>
+        <w:t xml:space="preserve">acción se ejecuta </w:t>
       </w:r>
       <w:r>
         <w:rPr>
-          <w:rFonts w:ascii="Consolas" w:hAnsi="Consolas"/>
-          <w:sz w:val="20"/>
+          <w:b/>
         </w:rPr>
-        <w:t>descargar R M{i} fila{f} columna{c}</w:t>
-      </w:r>
-      <w:r>
-        <w:t>.</w:t>
+        <w:t>estando sobre la celda del inventario</w:t>
+      </w:r>
+      <w:r>
+        <w:t xml:space="preserve"> o **desde una</w:t>
+      </w:r>
+    </w:p>
+    <w:p>
+      <w:r>
+        <w:t>celda contigua**. Repasando todas las restricciones de movimiento del</w:t>
+      </w:r>
+    </w:p>
+    <w:p>
+      <w:r>
+        <w:t>documento, encontramos que la regla *"el robot no puede entrar a una</w:t>
+      </w:r>
+    </w:p>
+    <w:p>
+      <w:r>
+        <w:t>casilla ocupada por un inventario que no esté cargando"* (sección 8 de la</w:t>
+      </w:r>
+    </w:p>
+    <w:p>
+      <w:r>
+        <w:t>especificación) cierra el caso: si el robot no puede pisar la casilla del</w:t>
+      </w:r>
+    </w:p>
+    <w:p>
+      <w:r>
+        <w:t>inventario, no es posible cargarlo desde encima. La única lectura</w:t>
+      </w:r>
+    </w:p>
+    <w:p>
+      <w:r>
+        <w:t>compatible con esa regla es que **cargar y descargar se hacen desde una</w:t>
+      </w:r>
+    </w:p>
+    <w:p>
+      <w:r>
+        <w:t>celda adyacente** y el robot nunca pisa la celda del inventario.</w:t>
+      </w:r>
+    </w:p>
+    <w:p/>
+    <w:p>
+      <w:r>
+        <w:t>Este hallazgo tiene tres consecuencias prácticas:</w:t>
+      </w:r>
+    </w:p>
+    <w:p/>
+    <w:p>
+      <w:pPr>
+        <w:pStyle w:val="ListBullet"/>
+      </w:pPr>
+      <w:r>
+        <w:t xml:space="preserve">Cada operación de carga o descarga </w:t>
+      </w:r>
+      <w:r>
+        <w:rPr>
+          <w:b/>
+        </w:rPr>
+        <w:t>añade exactamente 1 al coste real</w:t>
+      </w:r>
+    </w:p>
+    <w:p>
+      <w:r>
+        <w:t xml:space="preserve">  sobre la ruta directa de Manhattan, lo que refina la heurística (ver §3).</w:t>
+      </w:r>
+    </w:p>
+    <w:p>
+      <w:pPr>
+        <w:pStyle w:val="ListBullet"/>
+      </w:pPr>
+      <w:r>
+        <w:t>El factor de ramificación del espacio de estados aumenta respecto a un</w:t>
+      </w:r>
+    </w:p>
+    <w:p>
+      <w:r>
+        <w:t xml:space="preserve">  modelo "carga sobre celda", porque el robot debe rodear cada inventario.</w:t>
+      </w:r>
+    </w:p>
+    <w:p>
+      <w:pPr>
+        <w:pStyle w:val="ListBullet"/>
+      </w:pPr>
+      <w:r>
+        <w:t>Permite reportar la dinámica completa del problema (ruta más corta más</w:t>
+      </w:r>
+    </w:p>
+    <w:p>
+      <w:r>
+        <w:t xml:space="preserve">  ajustes de adyacencia), no sólo la trayectoria directa.</w:t>
       </w:r>
     </w:p>
     <w:p/>
@@ -556,632 +501,243 @@
         <w:pStyle w:val="Heading3"/>
       </w:pPr>
       <w:r>
-        <w:t>Estructuras de datos</w:t>
+        <w:t>2.2 Otras decisiones de modelado</w:t>
       </w:r>
     </w:p>
     <w:p/>
-    <w:tbl>
-      <w:tblPr>
-        <w:tblStyle w:val="LightGrid-Accent1"/>
-        <w:tblW w:type="auto" w:w="0"/>
-        <w:tblLook w:firstColumn="1" w:firstRow="1" w:lastColumn="0" w:lastRow="0" w:noHBand="0" w:noVBand="1" w:val="04A0"/>
-      </w:tblPr>
-      <w:tblGrid>
-        <w:gridCol w:w="2880"/>
-        <w:gridCol w:w="2880"/>
-        <w:gridCol w:w="2880"/>
-      </w:tblGrid>
-      <w:tr>
-        <w:tc>
-          <w:tcPr>
-            <w:tcW w:type="dxa" w:w="2880"/>
-          </w:tcPr>
-          <w:p>
-            <w:r>
-              <w:rPr>
-                <w:b/>
-              </w:rPr>
-            </w:r>
-            <w:r>
-              <w:rPr>
-                <w:b/>
-              </w:rPr>
-              <w:t>Estructura</w:t>
-            </w:r>
-          </w:p>
-        </w:tc>
-        <w:tc>
-          <w:tcPr>
-            <w:tcW w:type="dxa" w:w="2880"/>
-          </w:tcPr>
-          <w:p>
-            <w:r>
-              <w:rPr>
-                <w:b/>
-              </w:rPr>
-            </w:r>
-            <w:r>
-              <w:rPr>
-                <w:b/>
-              </w:rPr>
-              <w:t>Implementación</w:t>
-            </w:r>
-          </w:p>
-        </w:tc>
-        <w:tc>
-          <w:tcPr>
-            <w:tcW w:type="dxa" w:w="2880"/>
-          </w:tcPr>
-          <w:p>
-            <w:r>
-              <w:rPr>
-                <w:b/>
-              </w:rPr>
-            </w:r>
-            <w:r>
-              <w:rPr>
-                <w:b/>
-              </w:rPr>
-              <w:t>Propósito</w:t>
-            </w:r>
-          </w:p>
-        </w:tc>
-      </w:tr>
-      <w:tr>
-        <w:tc>
-          <w:tcPr>
-            <w:tcW w:type="dxa" w:w="2880"/>
-          </w:tcPr>
-          <w:p>
-            <w:r/>
-            <w:r>
-              <w:rPr>
-                <w:rFonts w:ascii="Consolas" w:hAnsi="Consolas"/>
-                <w:sz w:val="20"/>
-              </w:rPr>
-              <w:t>Estado</w:t>
-            </w:r>
-          </w:p>
-        </w:tc>
-        <w:tc>
-          <w:tcPr>
-            <w:tcW w:type="dxa" w:w="2880"/>
-          </w:tcPr>
-          <w:p>
-            <w:r/>
-            <w:r>
-              <w:rPr>
-                <w:rFonts w:ascii="Consolas" w:hAnsi="Consolas"/>
-                <w:sz w:val="20"/>
-              </w:rPr>
-              <w:t>@dataclass(frozen=True, slots=True)</w:t>
-            </w:r>
-          </w:p>
-        </w:tc>
-        <w:tc>
-          <w:tcPr>
-            <w:tcW w:type="dxa" w:w="2880"/>
-          </w:tcPr>
-          <w:p>
-            <w:r/>
-            <w:r>
-              <w:t>Robot, qué carga, posiciones de M1/M2/M3. Inmutable y hasheable.</w:t>
-            </w:r>
-          </w:p>
-        </w:tc>
-      </w:tr>
-      <w:tr>
-        <w:tc>
-          <w:tcPr>
-            <w:tcW w:type="dxa" w:w="2880"/>
-          </w:tcPr>
-          <w:p>
-            <w:r/>
-            <w:r>
-              <w:rPr>
-                <w:rFonts w:ascii="Consolas" w:hAnsi="Consolas"/>
-                <w:sz w:val="20"/>
-              </w:rPr>
-              <w:t>Nodo</w:t>
-            </w:r>
-          </w:p>
-        </w:tc>
-        <w:tc>
-          <w:tcPr>
-            <w:tcW w:type="dxa" w:w="2880"/>
-          </w:tcPr>
-          <w:p>
-            <w:r/>
-            <w:r>
-              <w:rPr>
-                <w:rFonts w:ascii="Consolas" w:hAnsi="Consolas"/>
-                <w:sz w:val="20"/>
-              </w:rPr>
-              <w:t>@dataclass(frozen=True)</w:t>
-            </w:r>
-          </w:p>
-        </w:tc>
-        <w:tc>
-          <w:tcPr>
-            <w:tcW w:type="dxa" w:w="2880"/>
-          </w:tcPr>
-          <w:p>
-            <w:r/>
-            <w:r>
-              <w:t xml:space="preserve">Estado, padre, acción, </w:t>
-            </w:r>
-            <w:r>
-              <w:rPr>
-                <w:rFonts w:ascii="Consolas" w:hAnsi="Consolas"/>
-                <w:sz w:val="20"/>
-              </w:rPr>
-              <w:t>g</w:t>
-            </w:r>
-            <w:r>
-              <w:t xml:space="preserve">, </w:t>
-            </w:r>
-            <w:r>
-              <w:rPr>
-                <w:rFonts w:ascii="Consolas" w:hAnsi="Consolas"/>
-                <w:sz w:val="20"/>
-              </w:rPr>
-              <w:t>h</w:t>
-            </w:r>
-            <w:r>
-              <w:t xml:space="preserve">. </w:t>
-            </w:r>
-            <w:r>
-              <w:rPr>
-                <w:rFonts w:ascii="Consolas" w:hAnsi="Consolas"/>
-                <w:sz w:val="20"/>
-              </w:rPr>
-              <w:t>f = g + h</w:t>
-            </w:r>
-            <w:r>
-              <w:t>.</w:t>
-            </w:r>
-          </w:p>
-        </w:tc>
-      </w:tr>
-      <w:tr>
-        <w:tc>
-          <w:tcPr>
-            <w:tcW w:type="dxa" w:w="2880"/>
-          </w:tcPr>
-          <w:p>
-            <w:r/>
-            <w:r>
-              <w:rPr>
-                <w:rFonts w:ascii="Consolas" w:hAnsi="Consolas"/>
-                <w:sz w:val="20"/>
-              </w:rPr>
-              <w:t>Frontera</w:t>
-            </w:r>
-          </w:p>
-        </w:tc>
-        <w:tc>
-          <w:tcPr>
-            <w:tcW w:type="dxa" w:w="2880"/>
-          </w:tcPr>
-          <w:p>
-            <w:r/>
-            <w:r>
-              <w:rPr>
-                <w:rFonts w:ascii="Consolas" w:hAnsi="Consolas"/>
-                <w:sz w:val="20"/>
-              </w:rPr>
-              <w:t>heapq</w:t>
-            </w:r>
-          </w:p>
-        </w:tc>
-        <w:tc>
-          <w:tcPr>
-            <w:tcW w:type="dxa" w:w="2880"/>
-          </w:tcPr>
-          <w:p>
-            <w:r/>
-            <w:r>
-              <w:t xml:space="preserve">Cola de prioridad por </w:t>
-            </w:r>
-            <w:r>
-              <w:rPr>
-                <w:rFonts w:ascii="Consolas" w:hAnsi="Consolas"/>
-                <w:sz w:val="20"/>
-              </w:rPr>
-              <w:t>(f, h, contador FIFO)</w:t>
-            </w:r>
-            <w:r>
-              <w:t>.</w:t>
-            </w:r>
-          </w:p>
-        </w:tc>
-      </w:tr>
-      <w:tr>
-        <w:tc>
-          <w:tcPr>
-            <w:tcW w:type="dxa" w:w="2880"/>
-          </w:tcPr>
-          <w:p>
-            <w:r/>
-            <w:r>
-              <w:rPr>
-                <w:rFonts w:ascii="Consolas" w:hAnsi="Consolas"/>
-                <w:sz w:val="20"/>
-              </w:rPr>
-              <w:t>Cerrada</w:t>
-            </w:r>
-          </w:p>
-        </w:tc>
-        <w:tc>
-          <w:tcPr>
-            <w:tcW w:type="dxa" w:w="2880"/>
-          </w:tcPr>
-          <w:p>
-            <w:r/>
-            <w:r>
-              <w:rPr>
-                <w:rFonts w:ascii="Consolas" w:hAnsi="Consolas"/>
-                <w:sz w:val="20"/>
-              </w:rPr>
-              <w:t>dict[Estado, int]</w:t>
-            </w:r>
-          </w:p>
-        </w:tc>
-        <w:tc>
-          <w:tcPr>
-            <w:tcW w:type="dxa" w:w="2880"/>
-          </w:tcPr>
-          <w:p>
-            <w:r/>
-            <w:r>
-              <w:t xml:space="preserve">Estado → mejor </w:t>
-            </w:r>
-            <w:r>
-              <w:rPr>
-                <w:rFonts w:ascii="Consolas" w:hAnsi="Consolas"/>
-                <w:sz w:val="20"/>
-              </w:rPr>
-              <w:t>g</w:t>
-            </w:r>
-            <w:r>
-              <w:t xml:space="preserve"> conocido.</w:t>
-            </w:r>
-          </w:p>
-        </w:tc>
-      </w:tr>
-    </w:tbl>
+    <w:p>
+      <w:r>
+        <w:t>Además del hallazgo anterior, fijamos tres convenciones más para mantener</w:t>
+      </w:r>
+    </w:p>
+    <w:p>
+      <w:r>
+        <w:t>consistencia con el enunciado:</w:t>
+      </w:r>
+    </w:p>
     <w:p/>
     <w:p>
       <w:pPr>
-        <w:pStyle w:val="Heading2"/>
+        <w:pStyle w:val="ListBullet"/>
       </w:pPr>
       <w:r>
-        <w:t>3. Heurística</w:t>
+        <w:rPr>
+          <w:b/>
+        </w:rPr>
+        <w:t>El inventario viaja con el robot</w:t>
+      </w:r>
+      <w:r>
+        <w:t xml:space="preserve"> mientras está cargado y la celda</w:t>
       </w:r>
     </w:p>
-    <w:p/>
     <w:p>
+      <w:r>
+        <w:t xml:space="preserve">  origen queda libre, lo que evita estados inconsistentes y respeta la</w:t>
+      </w:r>
+    </w:p>
+    <w:p>
+      <w:r>
+        <w:t xml:space="preserve">  intuición operativa de un almacén real.</w:t>
+      </w:r>
+    </w:p>
+    <w:p>
+      <w:pPr>
+        <w:pStyle w:val="ListBullet"/>
+      </w:pPr>
+      <w:r>
+        <w:rPr>
+          <w:b/>
+        </w:rPr>
+        <w:t>El robot transporta un solo inventario a la vez</w:t>
+      </w:r>
+      <w:r>
+        <w:t xml:space="preserve"> y su posición final</w:t>
+      </w:r>
+    </w:p>
+    <w:p>
+      <w:r>
+        <w:t xml:space="preserve">  no está restringida — lo único que importa es dónde quedan </w:t>
+      </w:r>
       <w:r>
         <w:rPr>
           <w:rFonts w:ascii="Consolas" w:hAnsi="Consolas"/>
           <w:sz w:val="20"/>
         </w:rPr>
-        <w:t>h(n) = Σ manhattan(Mi, obj_Mi) + max(0, manhattan(R, M_más_cercano)-1)</w:t>
-      </w:r>
-      <w:r>
-        <w:t xml:space="preserve"> cuando</w:t>
-      </w:r>
-    </w:p>
-    <w:p>
-      <w:r>
-        <w:t xml:space="preserve">el robot no carga nada (-1 porque cargar es desde celda </w:t>
-      </w:r>
-      <w:r>
-        <w:rPr>
-          <w:b/>
-        </w:rPr>
-        <w:t>adyacente</w:t>
-      </w:r>
-      <w:r>
-        <w:t>).</w:t>
-      </w:r>
-    </w:p>
-    <w:p/>
-    <w:p>
-      <w:r>
-        <w:rPr>
-          <w:b/>
-        </w:rPr>
-        <w:t>Admisibilidad.</w:t>
-      </w:r>
-      <w:r>
-        <w:t xml:space="preserve"> Ignora paredes, ignora la mecánica de carga/descarga (cada</w:t>
-      </w:r>
-    </w:p>
-    <w:p>
-      <w:r>
-        <w:t>una añade 1 al coste real) y no fuerza orden de inventarios — cada factor</w:t>
-      </w:r>
-    </w:p>
-    <w:p>
-      <w:r>
-        <w:t>solo puede *aumentar* el coste real, por lo que la suma es cota inferior.</w:t>
-      </w:r>
-    </w:p>
-    <w:p/>
-    <w:p>
-      <w:r>
-        <w:rPr>
-          <w:b/>
-        </w:rPr>
-        <w:t>Verificación para el estado inicial:</w:t>
-      </w:r>
-    </w:p>
-    <w:p/>
-    <w:tbl>
-      <w:tblPr>
-        <w:tblStyle w:val="LightGrid-Accent1"/>
-        <w:tblW w:type="auto" w:w="0"/>
-        <w:tblLook w:firstColumn="1" w:firstRow="1" w:lastColumn="0" w:lastRow="0" w:noHBand="0" w:noVBand="1" w:val="04A0"/>
-      </w:tblPr>
-      <w:tblGrid>
-        <w:gridCol w:w="2880"/>
-        <w:gridCol w:w="2880"/>
-        <w:gridCol w:w="2880"/>
-      </w:tblGrid>
-      <w:tr>
-        <w:tc>
-          <w:tcPr>
-            <w:tcW w:type="dxa" w:w="2880"/>
-          </w:tcPr>
-          <w:p>
-            <w:r>
-              <w:rPr>
-                <w:b/>
-              </w:rPr>
-            </w:r>
-            <w:r>
-              <w:rPr>
-                <w:b/>
-              </w:rPr>
-              <w:t>Componente</w:t>
-            </w:r>
-          </w:p>
-        </w:tc>
-        <w:tc>
-          <w:tcPr>
-            <w:tcW w:type="dxa" w:w="2880"/>
-          </w:tcPr>
-          <w:p>
-            <w:r>
-              <w:rPr>
-                <w:b/>
-              </w:rPr>
-            </w:r>
-            <w:r>
-              <w:rPr>
-                <w:b/>
-              </w:rPr>
-              <w:t>Cálculo</w:t>
-            </w:r>
-          </w:p>
-        </w:tc>
-        <w:tc>
-          <w:tcPr>
-            <w:tcW w:type="dxa" w:w="2880"/>
-          </w:tcPr>
-          <w:p>
-            <w:r>
-              <w:rPr>
-                <w:b/>
-              </w:rPr>
-            </w:r>
-            <w:r>
-              <w:rPr>
-                <w:b/>
-              </w:rPr>
-              <w:t>Valor</w:t>
-            </w:r>
-          </w:p>
-        </w:tc>
-      </w:tr>
-      <w:tr>
-        <w:tc>
-          <w:tcPr>
-            <w:tcW w:type="dxa" w:w="2880"/>
-          </w:tcPr>
-          <w:p>
-            <w:r/>
-            <w:r>
-              <w:t>M1: (0,0) → (3,3)</w:t>
-            </w:r>
-          </w:p>
-        </w:tc>
-        <w:tc>
-          <w:tcPr>
-            <w:tcW w:type="dxa" w:w="2880"/>
-          </w:tcPr>
-          <w:p>
-            <w:r/>
-            <w:r>
-              <w:t>3+3</w:t>
-            </w:r>
-          </w:p>
-        </w:tc>
-        <w:tc>
-          <w:tcPr>
-            <w:tcW w:type="dxa" w:w="2880"/>
-          </w:tcPr>
-          <w:p>
-            <w:r/>
-            <w:r>
-              <w:t>6</w:t>
-            </w:r>
-          </w:p>
-        </w:tc>
-      </w:tr>
-      <w:tr>
-        <w:tc>
-          <w:tcPr>
-            <w:tcW w:type="dxa" w:w="2880"/>
-          </w:tcPr>
-          <w:p>
-            <w:r/>
-            <w:r>
-              <w:t>M2: (2,0) → (3,2)</w:t>
-            </w:r>
-          </w:p>
-        </w:tc>
-        <w:tc>
-          <w:tcPr>
-            <w:tcW w:type="dxa" w:w="2880"/>
-          </w:tcPr>
-          <w:p>
-            <w:r/>
-            <w:r>
-              <w:t>1+2</w:t>
-            </w:r>
-          </w:p>
-        </w:tc>
-        <w:tc>
-          <w:tcPr>
-            <w:tcW w:type="dxa" w:w="2880"/>
-          </w:tcPr>
-          <w:p>
-            <w:r/>
-            <w:r>
-              <w:t>3</w:t>
-            </w:r>
-          </w:p>
-        </w:tc>
-      </w:tr>
-      <w:tr>
-        <w:tc>
-          <w:tcPr>
-            <w:tcW w:type="dxa" w:w="2880"/>
-          </w:tcPr>
-          <w:p>
-            <w:r/>
-            <w:r>
-              <w:t>M3: (0,3) → (3,1)</w:t>
-            </w:r>
-          </w:p>
-        </w:tc>
-        <w:tc>
-          <w:tcPr>
-            <w:tcW w:type="dxa" w:w="2880"/>
-          </w:tcPr>
-          <w:p>
-            <w:r/>
-            <w:r>
-              <w:t>3+2</w:t>
-            </w:r>
-          </w:p>
-        </w:tc>
-        <w:tc>
-          <w:tcPr>
-            <w:tcW w:type="dxa" w:w="2880"/>
-          </w:tcPr>
-          <w:p>
-            <w:r/>
-            <w:r>
-              <w:t>5</w:t>
-            </w:r>
-          </w:p>
-        </w:tc>
-      </w:tr>
-      <w:tr>
-        <w:tc>
-          <w:tcPr>
-            <w:tcW w:type="dxa" w:w="2880"/>
-          </w:tcPr>
-          <w:p>
-            <w:r/>
-            <w:r>
-              <w:t>Ajuste robot → M2: max(0, 2-1)</w:t>
-            </w:r>
-          </w:p>
-        </w:tc>
-        <w:tc>
-          <w:tcPr>
-            <w:tcW w:type="dxa" w:w="2880"/>
-          </w:tcPr>
-          <w:p>
-            <w:r/>
-          </w:p>
-        </w:tc>
-        <w:tc>
-          <w:tcPr>
-            <w:tcW w:type="dxa" w:w="2880"/>
-          </w:tcPr>
-          <w:p>
-            <w:r/>
-            <w:r>
-              <w:t>1</w:t>
-            </w:r>
-          </w:p>
-        </w:tc>
-      </w:tr>
-      <w:tr>
-        <w:tc>
-          <w:tcPr>
-            <w:tcW w:type="dxa" w:w="2880"/>
-          </w:tcPr>
-          <w:p>
-            <w:r/>
-            <w:r>
-              <w:rPr>
-                <w:b/>
-              </w:rPr>
-              <w:t>Total `h(inicial)`</w:t>
-            </w:r>
-          </w:p>
-        </w:tc>
-        <w:tc>
-          <w:tcPr>
-            <w:tcW w:type="dxa" w:w="2880"/>
-          </w:tcPr>
-          <w:p>
-            <w:r/>
-          </w:p>
-        </w:tc>
-        <w:tc>
-          <w:tcPr>
-            <w:tcW w:type="dxa" w:w="2880"/>
-          </w:tcPr>
-          <w:p>
-            <w:r/>
-            <w:r>
-              <w:rPr>
-                <w:b/>
-              </w:rPr>
-              <w:t>15</w:t>
-            </w:r>
-          </w:p>
-        </w:tc>
-      </w:tr>
-    </w:tbl>
-    <w:p/>
-    <w:p>
+        <w:t>M1</w:t>
+      </w:r>
+      <w:r>
+        <w:t xml:space="preserve">, </w:t>
+      </w:r>
       <w:r>
         <w:rPr>
           <w:rFonts w:ascii="Consolas" w:hAnsi="Consolas"/>
           <w:sz w:val="20"/>
         </w:rPr>
-        <w:t>g(inicial) = 0</w:t>
-      </w:r>
-      <w:r>
-        <w:t xml:space="preserve">, </w:t>
+        <w:t>M2</w:t>
+      </w:r>
+      <w:r>
+        <w:t xml:space="preserve"> y</w:t>
+      </w:r>
+    </w:p>
+    <w:p>
+      <w:r>
+        <w:t xml:space="preserve">  </w:t>
       </w:r>
       <w:r>
         <w:rPr>
           <w:rFonts w:ascii="Consolas" w:hAnsi="Consolas"/>
           <w:sz w:val="20"/>
         </w:rPr>
-        <w:t>f(inicial) = 15</w:t>
+        <w:t>M3</w:t>
       </w:r>
       <w:r>
         <w:t>.</w:t>
+      </w:r>
+    </w:p>
+    <w:p>
+      <w:pPr>
+        <w:pStyle w:val="ListBullet"/>
+      </w:pPr>
+      <w:r>
+        <w:rPr>
+          <w:b/>
+        </w:rPr>
+        <w:t>La notación de acciones replica al enunciado al pie de la letra:</w:t>
+      </w:r>
+    </w:p>
+    <w:p>
+      <w:r>
+        <w:t xml:space="preserve">  </w:t>
+      </w:r>
+      <w:r>
+        <w:rPr>
+          <w:rFonts w:ascii="Consolas" w:hAnsi="Consolas"/>
+          <w:sz w:val="20"/>
+        </w:rPr>
+        <w:t>mover R fila{f} columna{c}</w:t>
+      </w:r>
+      <w:r>
+        <w:t xml:space="preserve">, </w:t>
+      </w:r>
+      <w:r>
+        <w:rPr>
+          <w:rFonts w:ascii="Consolas" w:hAnsi="Consolas"/>
+          <w:sz w:val="20"/>
+        </w:rPr>
+        <w:t>cargar R M{i} fila{f} columna{c}</w:t>
+      </w:r>
+      <w:r>
+        <w:t xml:space="preserve"> y</w:t>
+      </w:r>
+    </w:p>
+    <w:p>
+      <w:r>
+        <w:t xml:space="preserve">  </w:t>
+      </w:r>
+      <w:r>
+        <w:rPr>
+          <w:rFonts w:ascii="Consolas" w:hAnsi="Consolas"/>
+          <w:sz w:val="20"/>
+        </w:rPr>
+        <w:t>descargar R M{i} fila{f} columna{c}</w:t>
+      </w:r>
+      <w:r>
+        <w:t>.</w:t>
+      </w:r>
+    </w:p>
+    <w:p/>
+    <w:p>
+      <w:r>
+        <w:t>A nivel de código, el estado se implementó como</w:t>
+      </w:r>
+    </w:p>
+    <w:p>
+      <w:r>
+        <w:rPr>
+          <w:rFonts w:ascii="Consolas" w:hAnsi="Consolas"/>
+          <w:sz w:val="20"/>
+        </w:rPr>
+        <w:t>@dataclass(frozen=True, slots=True)</w:t>
+      </w:r>
+      <w:r>
+        <w:t xml:space="preserve"> para que sea inmutable y hasheable</w:t>
+      </w:r>
+    </w:p>
+    <w:p>
+      <w:r>
+        <w:t>(el robot, qué carga y las tres posiciones de inventario); el nodo del</w:t>
+      </w:r>
+    </w:p>
+    <w:p>
+      <w:r>
+        <w:t xml:space="preserve">árbol agrega padre, acción, </w:t>
+      </w:r>
+      <w:r>
+        <w:rPr>
+          <w:rFonts w:ascii="Consolas" w:hAnsi="Consolas"/>
+          <w:sz w:val="20"/>
+        </w:rPr>
+        <w:t>g</w:t>
+      </w:r>
+      <w:r>
+        <w:t xml:space="preserve"> y </w:t>
+      </w:r>
+      <w:r>
+        <w:rPr>
+          <w:rFonts w:ascii="Consolas" w:hAnsi="Consolas"/>
+          <w:sz w:val="20"/>
+        </w:rPr>
+        <w:t>h</w:t>
+      </w:r>
+      <w:r>
+        <w:t xml:space="preserve">; la frontera es un </w:t>
+      </w:r>
+      <w:r>
+        <w:rPr>
+          <w:rFonts w:ascii="Consolas" w:hAnsi="Consolas"/>
+          <w:sz w:val="20"/>
+        </w:rPr>
+        <w:t>heapq</w:t>
+      </w:r>
+      <w:r>
+        <w:t xml:space="preserve"> ordenado</w:t>
+      </w:r>
+    </w:p>
+    <w:p>
+      <w:r>
+        <w:t xml:space="preserve">por </w:t>
+      </w:r>
+      <w:r>
+        <w:rPr>
+          <w:rFonts w:ascii="Consolas" w:hAnsi="Consolas"/>
+          <w:sz w:val="20"/>
+        </w:rPr>
+        <w:t>(f, h, contador FIFO)</w:t>
+      </w:r>
+      <w:r>
+        <w:t xml:space="preserve">; y la lista cerrada es un </w:t>
+      </w:r>
+      <w:r>
+        <w:rPr>
+          <w:rFonts w:ascii="Consolas" w:hAnsi="Consolas"/>
+          <w:sz w:val="20"/>
+        </w:rPr>
+        <w:t>dict[Estado, int]</w:t>
+      </w:r>
+    </w:p>
+    <w:p>
+      <w:r>
+        <w:t xml:space="preserve">con el mejor </w:t>
+      </w:r>
+      <w:r>
+        <w:rPr>
+          <w:rFonts w:ascii="Consolas" w:hAnsi="Consolas"/>
+          <w:sz w:val="20"/>
+        </w:rPr>
+        <w:t>g</w:t>
+      </w:r>
+      <w:r>
+        <w:t xml:space="preserve"> conocido por estado.</w:t>
       </w:r>
     </w:p>
     <w:p/>
@@ -1190,28 +746,102 @@
         <w:pStyle w:val="Heading2"/>
       </w:pPr>
       <w:r>
-        <w:t>4. Algoritmo A\*</w:t>
+        <w:t>3. Heurística</w:t>
       </w:r>
     </w:p>
     <w:p/>
     <w:p>
       <w:r>
-        <w:t>Implementación estándar con dos refinamientos:</w:t>
+        <w:rPr>
+          <w:rFonts w:ascii="Consolas" w:hAnsi="Consolas"/>
+          <w:sz w:val="20"/>
+        </w:rPr>
+        <w:t>h(n) = Σ manhattan(Mi, obj_Mi) + max(0, manhattan(R, M_más_cercano)-1)</w:t>
+      </w:r>
+      <w:r>
+        <w:t xml:space="preserve"> cuando</w:t>
+      </w:r>
+    </w:p>
+    <w:p>
+      <w:r>
+        <w:t xml:space="preserve">el robot no carga nada (-1 porque cargar es desde celda </w:t>
+      </w:r>
+      <w:r>
+        <w:rPr>
+          <w:b/>
+        </w:rPr>
+        <w:t>adyacente</w:t>
+      </w:r>
+      <w:r>
+        <w:t>).</w:t>
+      </w:r>
+    </w:p>
+    <w:p/>
+    <w:p>
+      <w:r>
+        <w:t>Es admisible porque ignora paredes, no penaliza las acciones de carga y</w:t>
+      </w:r>
+    </w:p>
+    <w:p>
+      <w:r>
+        <w:t>descarga (cada una suma 1 al coste real) y no fuerza ningún orden entre</w:t>
+      </w:r>
+    </w:p>
+    <w:p>
+      <w:r>
+        <w:t>inventarios — todos esos factores sólo pueden aumentar el coste real, así</w:t>
+      </w:r>
+    </w:p>
+    <w:p>
+      <w:r>
+        <w:t>que la suma siempre es una cota inferior. Para el estado inicial:</w:t>
+      </w:r>
+    </w:p>
+    <w:p>
+      <w:r>
+        <w:rPr>
+          <w:rFonts w:ascii="Consolas" w:hAnsi="Consolas"/>
+          <w:sz w:val="20"/>
+        </w:rPr>
+        <w:t>6 + 3 + 5 + 1 = 15</w:t>
+      </w:r>
+      <w:r>
+        <w:t xml:space="preserve">, lo que da </w:t>
+      </w:r>
+      <w:r>
+        <w:rPr>
+          <w:rFonts w:ascii="Consolas" w:hAnsi="Consolas"/>
+          <w:sz w:val="20"/>
+        </w:rPr>
+        <w:t>f(inicial) = g + h = 0 + 15 = 15</w:t>
+      </w:r>
+      <w:r>
+        <w:t>.</w:t>
       </w:r>
     </w:p>
     <w:p/>
     <w:p>
       <w:pPr>
-        <w:pStyle w:val="ListNumber"/>
+        <w:pStyle w:val="Heading2"/>
       </w:pPr>
       <w:r>
-        <w:rPr>
-          <w:b/>
-        </w:rPr>
-        <w:t>Desempate explícito</w:t>
-      </w:r>
-      <w:r>
-        <w:t xml:space="preserve"> — empate de </w:t>
+        <w:t>4. Algoritmo A\*</w:t>
+      </w:r>
+    </w:p>
+    <w:p/>
+    <w:p>
+      <w:r>
+        <w:t>La implementación es la versión estándar del libro de Russell y Norvig, con</w:t>
+      </w:r>
+    </w:p>
+    <w:p>
+      <w:r>
+        <w:t>dos detalles que vale la pena destacar. Primero, el desempate: cuando dos</w:t>
+      </w:r>
+    </w:p>
+    <w:p>
+      <w:r>
+        <w:t xml:space="preserve">nodos tienen el mismo </w:t>
       </w:r>
       <w:r>
         <w:rPr>
@@ -1221,7 +851,7 @@
         <w:t>f</w:t>
       </w:r>
       <w:r>
-        <w:t xml:space="preserve"> se resuelve por menor </w:t>
+        <w:t xml:space="preserve">, se prefiere el de menor </w:t>
       </w:r>
       <w:r>
         <w:rPr>
@@ -1231,26 +861,17 @@
         <w:t>h</w:t>
       </w:r>
       <w:r>
-        <w:t xml:space="preserve"> y luego</w:t>
+        <w:t>, y si vuelven a</w:t>
       </w:r>
     </w:p>
     <w:p>
       <w:r>
-        <w:t xml:space="preserve">   por orden FIFO (contador monótono), garantizando reproducibilidad.</w:t>
+        <w:t>empatar, el más antiguo (FIFO) — esto vuelve la traza reproducible entre</w:t>
       </w:r>
     </w:p>
     <w:p>
-      <w:pPr>
-        <w:pStyle w:val="ListNumber"/>
-      </w:pPr>
-      <w:r>
-        <w:rPr>
-          <w:b/>
-        </w:rPr>
-        <w:t>Cerrada por mejor-g</w:t>
-      </w:r>
-      <w:r>
-        <w:t xml:space="preserve"> — </w:t>
+      <w:r>
+        <w:t xml:space="preserve">corridas. Segundo, la lista cerrada se guarda como </w:t>
       </w:r>
       <w:r>
         <w:rPr>
@@ -1259,8 +880,10 @@
         </w:rPr>
         <w:t>dict[Estado, int]</w:t>
       </w:r>
-      <w:r>
-        <w:t xml:space="preserve"> con el mejor </w:t>
+    </w:p>
+    <w:p>
+      <w:r>
+        <w:t xml:space="preserve">recordando el mejor </w:t>
       </w:r>
       <w:r>
         <w:rPr>
@@ -1270,12 +893,12 @@
         <w:t>g</w:t>
       </w:r>
       <w:r>
-        <w:t xml:space="preserve"> conocido;</w:t>
+        <w:t xml:space="preserve"> visto; un estado puede reabrirse sólo si reaparece</w:t>
       </w:r>
     </w:p>
     <w:p>
       <w:r>
-        <w:t xml:space="preserve">   un estado puede reabrirse si llega con </w:t>
+        <w:t xml:space="preserve">con un </w:t>
       </w:r>
       <w:r>
         <w:rPr>
@@ -1285,7 +908,12 @@
         <w:t>g</w:t>
       </w:r>
       <w:r>
-        <w:t xml:space="preserve"> estrictamente mejor.</w:t>
+        <w:t xml:space="preserve"> estrictamente menor, lo que en la práctica casi no ocurre porque</w:t>
+      </w:r>
+    </w:p>
+    <w:p>
+      <w:r>
+        <w:t>nuestra heurística es consistente.</w:t>
       </w:r>
     </w:p>
     <w:p/>
@@ -1294,7 +922,7 @@
         <w:pStyle w:val="Code"/>
       </w:pPr>
       <w:r>
-        <w:t>abierta.push(Nodo(s0, padre=None, accion=None, g=0, h=h(s0)))</w:t>
+        <w:t>abierta.push(Nodo(s0, g=0, h=h(s0)))</w:t>
       </w:r>
     </w:p>
     <w:p>
@@ -1302,7 +930,7 @@
         <w:pStyle w:val="Code"/>
       </w:pPr>
       <w:r>
-        <w:t>cerrada = {}</w:t>
+        <w:t>while not abierta.vacia():</w:t>
       </w:r>
     </w:p>
     <w:p>
@@ -1310,7 +938,7 @@
         <w:pStyle w:val="Code"/>
       </w:pPr>
       <w:r>
-        <w:t>while not abierta.vacia():</w:t>
+        <w:t xml:space="preserve">    n = abierta.pop()                       # menor f, luego h, luego FIFO</w:t>
       </w:r>
     </w:p>
     <w:p>
@@ -1318,7 +946,7 @@
         <w:pStyle w:val="Code"/>
       </w:pPr>
       <w:r>
-        <w:t xml:space="preserve">    n = abierta.pop()                       # menor f, luego h, luego FIFO</w:t>
+        <w:t xml:space="preserve">    if n.estado in cerrada and cerrada[n.estado] &lt;= n.g: continue</w:t>
       </w:r>
     </w:p>
     <w:p>
@@ -1326,7 +954,7 @@
         <w:pStyle w:val="Code"/>
       </w:pPr>
       <w:r>
-        <w:t xml:space="preserve">    if n.estado in cerrada and cerrada[n.estado] &lt;= n.g:</w:t>
+        <w:t xml:space="preserve">    cerrada[n.estado] = n.g</w:t>
       </w:r>
     </w:p>
     <w:p>
@@ -1334,7 +962,7 @@
         <w:pStyle w:val="Code"/>
       </w:pPr>
       <w:r>
-        <w:t xml:space="preserve">        continue</w:t>
+        <w:t xml:space="preserve">    if es_objetivo(n.estado): return reconstruir_camino(n)</w:t>
       </w:r>
     </w:p>
     <w:p>
@@ -1342,7 +970,7 @@
         <w:pStyle w:val="Code"/>
       </w:pPr>
       <w:r>
-        <w:t xml:space="preserve">    cerrada[n.estado] = n.g</w:t>
+        <w:t xml:space="preserve">    for accion, suc in sucesores(n.estado):</w:t>
       </w:r>
     </w:p>
     <w:p>
@@ -1350,7 +978,7 @@
         <w:pStyle w:val="Code"/>
       </w:pPr>
       <w:r>
-        <w:t xml:space="preserve">    if es_objetivo(n.estado):</w:t>
+        <w:t xml:space="preserve">        g2 = n.g + 1</w:t>
       </w:r>
     </w:p>
     <w:p>
@@ -1358,7 +986,7 @@
         <w:pStyle w:val="Code"/>
       </w:pPr>
       <w:r>
-        <w:t xml:space="preserve">        return reconstruir_camino(n)</w:t>
+        <w:t xml:space="preserve">        if suc in cerrada and cerrada[suc] &lt;= g2: continue</w:t>
       </w:r>
     </w:p>
     <w:p>
@@ -1366,39 +994,7 @@
         <w:pStyle w:val="Code"/>
       </w:pPr>
       <w:r>
-        <w:t xml:space="preserve">    for accion, sucesor in sucesores(n.estado):</w:t>
-      </w:r>
-    </w:p>
-    <w:p>
-      <w:pPr>
-        <w:pStyle w:val="Code"/>
-      </w:pPr>
-      <w:r>
-        <w:t xml:space="preserve">        g2 = n.g + 1</w:t>
-      </w:r>
-    </w:p>
-    <w:p>
-      <w:pPr>
-        <w:pStyle w:val="Code"/>
-      </w:pPr>
-      <w:r>
-        <w:t xml:space="preserve">        if sucesor in cerrada and cerrada[sucesor] &lt;= g2:</w:t>
-      </w:r>
-    </w:p>
-    <w:p>
-      <w:pPr>
-        <w:pStyle w:val="Code"/>
-      </w:pPr>
-      <w:r>
-        <w:t xml:space="preserve">            continue</w:t>
-      </w:r>
-    </w:p>
-    <w:p>
-      <w:pPr>
-        <w:pStyle w:val="Code"/>
-      </w:pPr>
-      <w:r>
-        <w:t xml:space="preserve">        abierta.push(Nodo(sucesor, n, accion, g2, h(sucesor)))</w:t>
+        <w:t xml:space="preserve">        abierta.push(Nodo(suc, n, accion, g2, h(suc)))</w:t>
       </w:r>
     </w:p>
     <w:p/>
@@ -1407,299 +1003,120 @@
         <w:pStyle w:val="Heading2"/>
       </w:pPr>
       <w:r>
-        <w:t>5. Plan de acción y desarrollo</w:t>
-      </w:r>
-    </w:p>
-    <w:p/>
-    <w:tbl>
-      <w:tblPr>
-        <w:tblStyle w:val="LightGrid-Accent1"/>
-        <w:tblW w:type="auto" w:w="0"/>
-        <w:tblLook w:firstColumn="1" w:firstRow="1" w:lastColumn="0" w:lastRow="0" w:noHBand="0" w:noVBand="1" w:val="04A0"/>
-      </w:tblPr>
-      <w:tblGrid>
-        <w:gridCol w:w="4320"/>
-        <w:gridCol w:w="4320"/>
-      </w:tblGrid>
-      <w:tr>
-        <w:tc>
-          <w:tcPr>
-            <w:tcW w:type="dxa" w:w="4320"/>
-          </w:tcPr>
-          <w:p>
-            <w:r>
-              <w:rPr>
-                <w:b/>
-              </w:rPr>
-            </w:r>
-            <w:r>
-              <w:rPr>
-                <w:b/>
-              </w:rPr>
-              <w:t>Fase</w:t>
-            </w:r>
-          </w:p>
-        </w:tc>
-        <w:tc>
-          <w:tcPr>
-            <w:tcW w:type="dxa" w:w="4320"/>
-          </w:tcPr>
-          <w:p>
-            <w:r>
-              <w:rPr>
-                <w:b/>
-              </w:rPr>
-            </w:r>
-            <w:r>
-              <w:rPr>
-                <w:b/>
-              </w:rPr>
-              <w:t>Entregable</w:t>
-            </w:r>
-          </w:p>
-        </w:tc>
-      </w:tr>
-      <w:tr>
-        <w:tc>
-          <w:tcPr>
-            <w:tcW w:type="dxa" w:w="4320"/>
-          </w:tcPr>
-          <w:p>
-            <w:r/>
-            <w:r>
-              <w:t>1</w:t>
-            </w:r>
-          </w:p>
-        </w:tc>
-        <w:tc>
-          <w:tcPr>
-            <w:tcW w:type="dxa" w:w="4320"/>
-          </w:tcPr>
-          <w:p>
-            <w:r/>
-            <w:r>
-              <w:t>Confirmación de suposiciones del modelado (carga adyacente, etc.)</w:t>
-            </w:r>
-          </w:p>
-        </w:tc>
-      </w:tr>
-      <w:tr>
-        <w:tc>
-          <w:tcPr>
-            <w:tcW w:type="dxa" w:w="4320"/>
-          </w:tcPr>
-          <w:p>
-            <w:r/>
-            <w:r>
-              <w:t>2</w:t>
-            </w:r>
-          </w:p>
-        </w:tc>
-        <w:tc>
-          <w:tcPr>
-            <w:tcW w:type="dxa" w:w="4320"/>
-          </w:tcPr>
-          <w:p>
-            <w:r/>
-            <w:r>
-              <w:rPr>
-                <w:rFonts w:ascii="Consolas" w:hAnsi="Consolas"/>
-                <w:sz w:val="20"/>
-              </w:rPr>
-              <w:t>estado.py</w:t>
-            </w:r>
-            <w:r>
-              <w:t xml:space="preserve">, </w:t>
-            </w:r>
-            <w:r>
-              <w:rPr>
-                <w:rFonts w:ascii="Consolas" w:hAnsi="Consolas"/>
-                <w:sz w:val="20"/>
-              </w:rPr>
-              <w:t>acciones.py</w:t>
-            </w:r>
-            <w:r>
-              <w:t xml:space="preserve">, </w:t>
-            </w:r>
-            <w:r>
-              <w:rPr>
-                <w:rFonts w:ascii="Consolas" w:hAnsi="Consolas"/>
-                <w:sz w:val="20"/>
-              </w:rPr>
-              <w:t>heuristica.py</w:t>
-            </w:r>
-          </w:p>
-        </w:tc>
-      </w:tr>
-      <w:tr>
-        <w:tc>
-          <w:tcPr>
-            <w:tcW w:type="dxa" w:w="4320"/>
-          </w:tcPr>
-          <w:p>
-            <w:r/>
-            <w:r>
-              <w:t>3</w:t>
-            </w:r>
-          </w:p>
-        </w:tc>
-        <w:tc>
-          <w:tcPr>
-            <w:tcW w:type="dxa" w:w="4320"/>
-          </w:tcPr>
-          <w:p>
-            <w:r/>
-            <w:r>
-              <w:rPr>
-                <w:rFonts w:ascii="Consolas" w:hAnsi="Consolas"/>
-                <w:sz w:val="20"/>
-              </w:rPr>
-              <w:t>nodo.py</w:t>
-            </w:r>
-            <w:r>
-              <w:t xml:space="preserve">, </w:t>
-            </w:r>
-            <w:r>
-              <w:rPr>
-                <w:rFonts w:ascii="Consolas" w:hAnsi="Consolas"/>
-                <w:sz w:val="20"/>
-              </w:rPr>
-              <w:t>frontera.py</w:t>
-            </w:r>
-            <w:r>
-              <w:t xml:space="preserve">, </w:t>
-            </w:r>
-            <w:r>
-              <w:rPr>
-                <w:rFonts w:ascii="Consolas" w:hAnsi="Consolas"/>
-                <w:sz w:val="20"/>
-              </w:rPr>
-              <w:t>astar.py</w:t>
-            </w:r>
-          </w:p>
-        </w:tc>
-      </w:tr>
-      <w:tr>
-        <w:tc>
-          <w:tcPr>
-            <w:tcW w:type="dxa" w:w="4320"/>
-          </w:tcPr>
-          <w:p>
-            <w:r/>
-            <w:r>
-              <w:t>4</w:t>
-            </w:r>
-          </w:p>
-        </w:tc>
-        <w:tc>
-          <w:tcPr>
-            <w:tcW w:type="dxa" w:w="4320"/>
-          </w:tcPr>
-          <w:p>
-            <w:r/>
-            <w:r>
-              <w:rPr>
-                <w:rFonts w:ascii="Consolas" w:hAnsi="Consolas"/>
-                <w:sz w:val="20"/>
-              </w:rPr>
-              <w:t>traza.py</w:t>
-            </w:r>
-            <w:r>
-              <w:t xml:space="preserve"> y </w:t>
-            </w:r>
-            <w:r>
-              <w:rPr>
-                <w:rFonts w:ascii="Consolas" w:hAnsi="Consolas"/>
-                <w:sz w:val="20"/>
-              </w:rPr>
-              <w:t>main.py</w:t>
-            </w:r>
-            <w:r>
-              <w:t xml:space="preserve"> (cumple criterios 2 y 3 de la rúbrica)</w:t>
-            </w:r>
-          </w:p>
-        </w:tc>
-      </w:tr>
-      <w:tr>
-        <w:tc>
-          <w:tcPr>
-            <w:tcW w:type="dxa" w:w="4320"/>
-          </w:tcPr>
-          <w:p>
-            <w:r/>
-            <w:r>
-              <w:t>5</w:t>
-            </w:r>
-          </w:p>
-        </w:tc>
-        <w:tc>
-          <w:tcPr>
-            <w:tcW w:type="dxa" w:w="4320"/>
-          </w:tcPr>
-          <w:p>
-            <w:r/>
-            <w:r>
-              <w:t>Tests unitarios (</w:t>
-            </w:r>
-            <w:r>
-              <w:rPr>
-                <w:rFonts w:ascii="Consolas" w:hAnsi="Consolas"/>
-                <w:sz w:val="20"/>
-              </w:rPr>
-              <w:t>pytest</w:t>
-            </w:r>
-            <w:r>
-              <w:t>/</w:t>
-            </w:r>
-            <w:r>
-              <w:rPr>
-                <w:rFonts w:ascii="Consolas" w:hAnsi="Consolas"/>
-                <w:sz w:val="20"/>
-              </w:rPr>
-              <w:t>unittest</w:t>
-            </w:r>
-            <w:r>
-              <w:t>)</w:t>
-            </w:r>
-          </w:p>
-        </w:tc>
-      </w:tr>
-      <w:tr>
-        <w:tc>
-          <w:tcPr>
-            <w:tcW w:type="dxa" w:w="4320"/>
-          </w:tcPr>
-          <w:p>
-            <w:r/>
-            <w:r>
-              <w:t>6</w:t>
-            </w:r>
-          </w:p>
-        </w:tc>
-        <w:tc>
-          <w:tcPr>
-            <w:tcW w:type="dxa" w:w="4320"/>
-          </w:tcPr>
-          <w:p>
-            <w:r/>
-            <w:r>
-              <w:t>Corrida final, captura de salida, redacción de la memoria</w:t>
-            </w:r>
-          </w:p>
-        </w:tc>
-      </w:tr>
-    </w:tbl>
-    <w:p/>
-    <w:p>
-      <w:pPr>
-        <w:pStyle w:val="Heading2"/>
-      </w:pPr>
-      <w:r>
-        <w:t>6. Pruebas realizadas</w:t>
+        <w:t>5. Plan de desarrollo y pruebas</w:t>
       </w:r>
     </w:p>
     <w:p/>
     <w:p>
+      <w:r>
+        <w:t>El trabajo se ordenó en seis tramos: fijar las suposiciones de modelado,</w:t>
+      </w:r>
+    </w:p>
+    <w:p>
+      <w:r>
+        <w:t xml:space="preserve">implementar </w:t>
+      </w:r>
+      <w:r>
+        <w:rPr>
+          <w:rFonts w:ascii="Consolas" w:hAnsi="Consolas"/>
+          <w:sz w:val="20"/>
+        </w:rPr>
+        <w:t>estado.py</w:t>
+      </w:r>
+      <w:r>
+        <w:t>/</w:t>
+      </w:r>
+      <w:r>
+        <w:rPr>
+          <w:rFonts w:ascii="Consolas" w:hAnsi="Consolas"/>
+          <w:sz w:val="20"/>
+        </w:rPr>
+        <w:t>acciones.py</w:t>
+      </w:r>
+      <w:r>
+        <w:t>/</w:t>
+      </w:r>
+      <w:r>
+        <w:rPr>
+          <w:rFonts w:ascii="Consolas" w:hAnsi="Consolas"/>
+          <w:sz w:val="20"/>
+        </w:rPr>
+        <w:t>heuristica.py</w:t>
+      </w:r>
+      <w:r>
+        <w:t>, después la</w:t>
+      </w:r>
+    </w:p>
+    <w:p>
+      <w:r>
+        <w:t>infraestructura del árbol (</w:t>
+      </w:r>
+      <w:r>
+        <w:rPr>
+          <w:rFonts w:ascii="Consolas" w:hAnsi="Consolas"/>
+          <w:sz w:val="20"/>
+        </w:rPr>
+        <w:t>nodo.py</w:t>
+      </w:r>
+      <w:r>
+        <w:t xml:space="preserve">, </w:t>
+      </w:r>
+      <w:r>
+        <w:rPr>
+          <w:rFonts w:ascii="Consolas" w:hAnsi="Consolas"/>
+          <w:sz w:val="20"/>
+        </w:rPr>
+        <w:t>frontera.py</w:t>
+      </w:r>
+      <w:r>
+        <w:t xml:space="preserve">, </w:t>
+      </w:r>
+      <w:r>
+        <w:rPr>
+          <w:rFonts w:ascii="Consolas" w:hAnsi="Consolas"/>
+          <w:sz w:val="20"/>
+        </w:rPr>
+        <w:t>astar.py</w:t>
+      </w:r>
+      <w:r>
+        <w:t>), seguido</w:t>
+      </w:r>
+    </w:p>
+    <w:p>
+      <w:r>
+        <w:t xml:space="preserve">por </w:t>
+      </w:r>
+      <w:r>
+        <w:rPr>
+          <w:rFonts w:ascii="Consolas" w:hAnsi="Consolas"/>
+          <w:sz w:val="20"/>
+        </w:rPr>
+        <w:t>traza.py</w:t>
+      </w:r>
+      <w:r>
+        <w:t xml:space="preserve"> y </w:t>
+      </w:r>
+      <w:r>
+        <w:rPr>
+          <w:rFonts w:ascii="Consolas" w:hAnsi="Consolas"/>
+          <w:sz w:val="20"/>
+        </w:rPr>
+        <w:t>main.py</w:t>
+      </w:r>
+      <w:r>
+        <w:t xml:space="preserve"> para cubrir los criterios 2 y 3 de la rúbrica,</w:t>
+      </w:r>
+    </w:p>
+    <w:p>
+      <w:r>
+        <w:t>y finalmente la batería de tests y la corrida que alimenta esta memoria.</w:t>
+      </w:r>
+    </w:p>
+    <w:p/>
+    <w:p>
+      <w:r>
+        <w:t xml:space="preserve">La suite tiene </w:t>
+      </w:r>
       <w:r>
         <w:rPr>
           <w:b/>
@@ -1707,17 +1124,19 @@
         <w:t>24 pruebas</w:t>
       </w:r>
       <w:r>
-        <w:t xml:space="preserve"> con </w:t>
+        <w:t xml:space="preserve"> ejecutables con </w:t>
       </w:r>
       <w:r>
         <w:rPr>
           <w:rFonts w:ascii="Consolas" w:hAnsi="Consolas"/>
           <w:sz w:val="20"/>
         </w:rPr>
-        <w:t>unittest</w:t>
-      </w:r>
-      <w:r>
-        <w:t xml:space="preserve"> (Ran 24 tests in 0.041s — OK):</w:t>
+        <w:t>python -m unittest discover</w:t>
+      </w:r>
+    </w:p>
+    <w:p>
+      <w:r>
+        <w:t>(Ran 24 tests in 0.041s — OK):</w:t>
       </w:r>
     </w:p>
     <w:p/>
@@ -1764,7 +1183,7 @@
               <w:rPr>
                 <w:b/>
               </w:rPr>
-              <w:t>Verifica</w:t>
+              <w:t>Qué verifica</w:t>
             </w:r>
           </w:p>
         </w:tc>
@@ -1830,7 +1249,7 @@
           <w:p>
             <w:r/>
             <w:r>
-              <w:t>Movimientos válidos, no pisa paredes/inventarios, cargar adyacente.</w:t>
+              <w:t>Movimientos válidos, no pisa paredes ni inventarios, carga adyacente.</w:t>
             </w:r>
           </w:p>
         </w:tc>
@@ -1907,7 +1326,7 @@
         <w:pStyle w:val="Heading2"/>
       </w:pPr>
       <w:r>
-        <w:t>7. Resultado de la corrida final</w:t>
+        <w:t>6. Resultado de la corrida final</w:t>
       </w:r>
     </w:p>
     <w:p/>
@@ -1946,10 +1365,59 @@
     <w:p/>
     <w:p>
       <w:r>
+        <w:t xml:space="preserve">Las 323 corresponden a </w:t>
+      </w:r>
+      <w:r>
         <w:rPr>
           <w:b/>
         </w:rPr>
-        <w:t>Secuencia de acciones óptima</w:t>
+        <w:t>expansiones</w:t>
+      </w:r>
+      <w:r>
+        <w:t xml:space="preserve"> del bucle principal de A\*, no a</w:t>
+      </w:r>
+    </w:p>
+    <w:p>
+      <w:r>
+        <w:t>la longitud del plan: A\* abre y descarta cientos de nodos antes de</w:t>
+      </w:r>
+    </w:p>
+    <w:p>
+      <w:r>
+        <w:t xml:space="preserve">estabilizar la ruta óptima, que termina siendo de </w:t>
+      </w:r>
+      <w:r>
+        <w:rPr>
+          <w:b/>
+        </w:rPr>
+        <w:t>19 acciones</w:t>
+      </w:r>
+      <w:r>
+        <w:t>. La</w:t>
+      </w:r>
+    </w:p>
+    <w:p>
+      <w:r>
+        <w:t>distinción es relevante porque algunas implementaciones reportan</w:t>
+      </w:r>
+    </w:p>
+    <w:p>
+      <w:r>
+        <w:t>únicamente los pasos del camino devuelto y eso da la impresión de que</w:t>
+      </w:r>
+    </w:p>
+    <w:p>
+      <w:r>
+        <w:t>el algoritmo apenas trabajó.</w:t>
+      </w:r>
+    </w:p>
+    <w:p/>
+    <w:p>
+      <w:r>
+        <w:rPr>
+          <w:b/>
+        </w:rPr>
+        <w:t>Secuencia óptima</w:t>
       </w:r>
       <w:r>
         <w:t xml:space="preserve"> (notación del enunciado):</w:t>
@@ -2038,71 +1506,68 @@
     </w:p>
     <w:p/>
     <w:p>
-      <w:pPr>
-        <w:ind w:left="360"/>
-      </w:pPr>
+      <w:r>
+        <w:t xml:space="preserve">En la traza, durante el descenso óptimo </w:t>
+      </w:r>
       <w:r>
         <w:rPr>
-          <w:i/>
-          <w:color w:val="555555"/>
+          <w:rFonts w:ascii="Consolas" w:hAnsi="Consolas"/>
+          <w:sz w:val="20"/>
         </w:rPr>
-        <w:t>La traza completa por iteración (listas abierta y cerrada con `g`, `h`, `f`</w:t>
+        <w:t>f</w:t>
+      </w:r>
+      <w:r>
+        <w:t xml:space="preserve"> se mantiene en 15: cada paso</w:t>
       </w:r>
     </w:p>
     <w:p>
-      <w:pPr>
-        <w:ind w:left="360"/>
-      </w:pPr>
+      <w:r>
+        <w:t xml:space="preserve">suma 1 a </w:t>
+      </w:r>
       <w:r>
         <w:rPr>
-          <w:i/>
-          <w:color w:val="555555"/>
+          <w:rFonts w:ascii="Consolas" w:hAnsi="Consolas"/>
+          <w:sz w:val="20"/>
         </w:rPr>
-        <w:t>de cada nodo) se incluye en el anexo `salidas/traza_corrida_final.txt`. La</w:t>
+        <w:t>g</w:t>
+      </w:r>
+      <w:r>
+        <w:t xml:space="preserve"> y resta 1 a </w:t>
+      </w:r>
+      <w:r>
+        <w:rPr>
+          <w:rFonts w:ascii="Consolas" w:hAnsi="Consolas"/>
+          <w:sz w:val="20"/>
+        </w:rPr>
+        <w:t>h</w:t>
+      </w:r>
+      <w:r>
+        <w:t>, lo que confirma que la heurística está bien</w:t>
       </w:r>
     </w:p>
     <w:p>
-      <w:pPr>
-        <w:ind w:left="360"/>
-      </w:pPr>
-      <w:r>
-        <w:rPr>
-          <w:i/>
-          <w:color w:val="555555"/>
-        </w:rPr>
-        <w:t>traza con detalle exhaustivo de las 323 iteraciones está en</w:t>
+      <w:r>
+        <w:t>calibrada en la zona crítica. La traza por iteración con listas abierta y</w:t>
       </w:r>
     </w:p>
     <w:p>
-      <w:pPr>
-        <w:ind w:left="360"/>
-      </w:pPr>
+      <w:r>
+        <w:t xml:space="preserve">cerrada se incluye como anexo en </w:t>
+      </w:r>
       <w:r>
         <w:rPr>
-          <w:i/>
-          <w:color w:val="555555"/>
+          <w:rFonts w:ascii="Consolas" w:hAnsi="Consolas"/>
+          <w:sz w:val="20"/>
         </w:rPr>
-        <w:t>`salidas/traza_completa.txt`.</w:t>
-      </w:r>
-    </w:p>
-    <w:p/>
-    <w:p>
-      <w:pPr>
-        <w:pStyle w:val="Heading3"/>
-      </w:pPr>
-      <w:r>
-        <w:t>7.1 Tabla de las primeras iteraciones</w:t>
-      </w:r>
-    </w:p>
-    <w:p/>
-    <w:p>
-      <w:r>
-        <w:t>Primeras 3 iteraciones tal cual las imprime el programa (verificación</w:t>
+        <w:t>salidas/traza_corrida_final.txt</w:t>
+      </w:r>
+      <w:r>
+        <w:t xml:space="preserve"> (versión</w:t>
       </w:r>
     </w:p>
     <w:p>
       <w:r>
-        <w:t xml:space="preserve">contra traza manual; las 323 completas en </w:t>
+        <w:t xml:space="preserve">resumida) y </w:t>
       </w:r>
       <w:r>
         <w:rPr>
@@ -2112,117 +1577,7 @@
         <w:t>salidas/traza_completa.txt</w:t>
       </w:r>
       <w:r>
-        <w:t>):</w:t>
-      </w:r>
-    </w:p>
-    <w:p/>
-    <w:p>
-      <w:pPr>
-        <w:pStyle w:val="Code"/>
-      </w:pPr>
-      <w:r>
-        <w:t>=== Iteracion 1 ===  [g=0 h=15 f=15]  R(2,2) M1(0,0) M2(2,0) M3(0,3)</w:t>
-      </w:r>
-    </w:p>
-    <w:p>
-      <w:pPr>
-        <w:pStyle w:val="Code"/>
-      </w:pPr>
-      <w:r>
-        <w:t xml:space="preserve">   ABIERTA: (vacia)            CERRADA: { R(2,2) [g=0] }</w:t>
-      </w:r>
-    </w:p>
-    <w:p>
-      <w:pPr>
-        <w:pStyle w:val="Code"/>
-      </w:pPr>
-    </w:p>
-    <w:p>
-      <w:pPr>
-        <w:pStyle w:val="Code"/>
-      </w:pPr>
-      <w:r>
-        <w:t>=== Iteracion 2 ===  [g=1 h=14 f=15]  R(2,1)</w:t>
-      </w:r>
-    </w:p>
-    <w:p>
-      <w:pPr>
-        <w:pStyle w:val="Code"/>
-      </w:pPr>
-      <w:r>
-        <w:t xml:space="preserve">   ABIERTA: R(1,2) f=16, R(2,3) f=16, R(3,2) f=17</w:t>
-      </w:r>
-    </w:p>
-    <w:p>
-      <w:pPr>
-        <w:pStyle w:val="Code"/>
-      </w:pPr>
-      <w:r>
-        <w:t xml:space="preserve">   CERRADA: R(2,2) [g=0], R(2,1) [g=1]</w:t>
-      </w:r>
-    </w:p>
-    <w:p>
-      <w:pPr>
-        <w:pStyle w:val="Code"/>
-      </w:pPr>
-    </w:p>
-    <w:p>
-      <w:pPr>
-        <w:pStyle w:val="Code"/>
-      </w:pPr>
-      <w:r>
-        <w:t>=== Iteracion 3 ===  [g=2 h=13 f=15]  R(2,1) carga=M2     &lt;-- carga M2</w:t>
-      </w:r>
-    </w:p>
-    <w:p>
-      <w:pPr>
-        <w:pStyle w:val="Code"/>
-      </w:pPr>
-      <w:r>
-        <w:t xml:space="preserve">   ABIERTA: R(1,2) f=16, R(2,3) f=16, R(3,1) f=17, R(3,2) f=17</w:t>
-      </w:r>
-    </w:p>
-    <w:p>
-      <w:pPr>
-        <w:pStyle w:val="Code"/>
-      </w:pPr>
-      <w:r>
-        <w:t xml:space="preserve">   CERRADA: ..., R(2,1)+M2 [g=2]</w:t>
-      </w:r>
-    </w:p>
-    <w:p/>
-    <w:p>
-      <w:r>
-        <w:rPr>
-          <w:rFonts w:ascii="Consolas" w:hAnsi="Consolas"/>
-          <w:sz w:val="20"/>
-        </w:rPr>
-        <w:t>f</w:t>
-      </w:r>
-      <w:r>
-        <w:t xml:space="preserve"> se mantiene constante en 15 durante el descenso óptimo: mientras </w:t>
-      </w:r>
-      <w:r>
-        <w:rPr>
-          <w:rFonts w:ascii="Consolas" w:hAnsi="Consolas"/>
-          <w:sz w:val="20"/>
-        </w:rPr>
-        <w:t>g</w:t>
-      </w:r>
-    </w:p>
-    <w:p>
-      <w:r>
-        <w:t xml:space="preserve">crece, </w:t>
-      </w:r>
-      <w:r>
-        <w:rPr>
-          <w:rFonts w:ascii="Consolas" w:hAnsi="Consolas"/>
-          <w:sz w:val="20"/>
-        </w:rPr>
-        <w:t>h</w:t>
-      </w:r>
-      <w:r>
-        <w:t xml:space="preserve"> decrece — la heurística está bien calibrada en la región crítica.</w:t>
+        <w:t xml:space="preserve"> (las 323 expansiones detalladas).</w:t>
       </w:r>
     </w:p>
     <w:p/>
@@ -2231,18 +1586,68 @@
         <w:pStyle w:val="Heading2"/>
       </w:pPr>
       <w:r>
-        <w:t>8. Pantallazos del proceso</w:t>
+        <w:t>7. Capturas y dificultades encontradas</w:t>
       </w:r>
     </w:p>
     <w:p/>
     <w:p>
       <w:r>
-        <w:t>Capturas de la herramienta interactiva (Forest Design System sobre Tailwind 4)</w:t>
+        <w:t>Para verificar visualmente el comportamiento del solver, montamos una</w:t>
       </w:r>
     </w:p>
     <w:p>
       <w:r>
-        <w:t>que envuelve al solver. El ZIP de entrega incluye las 7 capturas completas.</w:t>
+        <w:t>herramienta interactiva sobre el Forest Design System (Tailwind 4). La</w:t>
+      </w:r>
+    </w:p>
+    <w:p>
+      <w:r>
+        <w:t>Figura 1 muestra la pantalla con los KPIs y la secuencia óptima — los</w:t>
+      </w:r>
+    </w:p>
+    <w:p>
+      <w:r>
+        <w:t>mismos 19 pasos del listado anterior. La Figura 2 reproduce la vista</w:t>
+      </w:r>
+    </w:p>
+    <w:p>
+      <w:r>
+        <w:t xml:space="preserve">"Iteraciones" con </w:t>
+      </w:r>
+      <w:r>
+        <w:rPr>
+          <w:rFonts w:ascii="Consolas" w:hAnsi="Consolas"/>
+          <w:sz w:val="20"/>
+        </w:rPr>
+        <w:t>g</w:t>
+      </w:r>
+      <w:r>
+        <w:t xml:space="preserve">, </w:t>
+      </w:r>
+      <w:r>
+        <w:rPr>
+          <w:rFonts w:ascii="Consolas" w:hAnsi="Consolas"/>
+          <w:sz w:val="20"/>
+        </w:rPr>
+        <w:t>h</w:t>
+      </w:r>
+      <w:r>
+        <w:t xml:space="preserve">, </w:t>
+      </w:r>
+      <w:r>
+        <w:rPr>
+          <w:rFonts w:ascii="Consolas" w:hAnsi="Consolas"/>
+          <w:sz w:val="20"/>
+        </w:rPr>
+        <w:t>f</w:t>
+      </w:r>
+      <w:r>
+        <w:t xml:space="preserve"> por nodo y el tamaño de cada lista,</w:t>
+      </w:r>
+    </w:p>
+    <w:p>
+      <w:r>
+        <w:t>material útil para el criterio 3 de la rúbrica.</w:t>
       </w:r>
     </w:p>
     <w:p/>
@@ -2253,7 +1658,7 @@
       <w:r>
         <w:drawing>
           <wp:inline xmlns:a="http://schemas.openxmlformats.org/drawingml/2006/main" xmlns:pic="http://schemas.openxmlformats.org/drawingml/2006/picture">
-            <wp:extent cx="3657600" cy="7564120"/>
+            <wp:extent cx="3108960" cy="6429502"/>
             <wp:docPr id="1" name="Picture 1"/>
             <wp:cNvGraphicFramePr>
               <a:graphicFrameLocks noChangeAspect="1"/>
@@ -2274,7 +1679,7 @@
                   <pic:spPr>
                     <a:xfrm>
                       <a:off x="0" y="0"/>
-                      <a:ext cx="3657600" cy="7564120"/>
+                      <a:ext cx="3108960" cy="6429502"/>
                     </a:xfrm>
                     <a:prstGeom prst="rect"/>
                   </pic:spPr>
@@ -2288,7 +1693,7 @@
     <w:p/>
     <w:p>
       <w:r>
-        <w:t>*Figura 1. Resultado de A\* — KPIs y secuencia óptima de 19 acciones (criterios 2 y 4).*</w:t>
+        <w:t>*Figura 1. Resultado de A\* — KPIs y secuencia óptima de 19 acciones.*</w:t>
       </w:r>
     </w:p>
     <w:p/>
@@ -2299,7 +1704,7 @@
       <w:r>
         <w:drawing>
           <wp:inline xmlns:a="http://schemas.openxmlformats.org/drawingml/2006/main" xmlns:pic="http://schemas.openxmlformats.org/drawingml/2006/picture">
-            <wp:extent cx="3657600" cy="4922520"/>
+            <wp:extent cx="3108960" cy="4184142"/>
             <wp:docPr id="2" name="Picture 2"/>
             <wp:cNvGraphicFramePr>
               <a:graphicFrameLocks noChangeAspect="1"/>
@@ -2320,7 +1725,7 @@
                   <pic:spPr>
                     <a:xfrm>
                       <a:off x="0" y="0"/>
-                      <a:ext cx="3657600" cy="4922520"/>
+                      <a:ext cx="3108960" cy="4184142"/>
                     </a:xfrm>
                     <a:prstGeom prst="rect"/>
                   </pic:spPr>
@@ -2334,7 +1739,120 @@
     <w:p/>
     <w:p>
       <w:r>
-        <w:t>*Figura 2. Vista "Iteraciones" — traza con g, h, f y tamaño de listas abierta/cerrada por iteración (criterio 3).*</w:t>
+        <w:t xml:space="preserve">*Figura 2. Vista "Iteraciones" — traza con </w:t>
+      </w:r>
+      <w:r>
+        <w:rPr>
+          <w:rFonts w:ascii="Consolas" w:hAnsi="Consolas"/>
+          <w:sz w:val="20"/>
+        </w:rPr>
+        <w:t>g</w:t>
+      </w:r>
+      <w:r>
+        <w:t xml:space="preserve">, </w:t>
+      </w:r>
+      <w:r>
+        <w:rPr>
+          <w:rFonts w:ascii="Consolas" w:hAnsi="Consolas"/>
+          <w:sz w:val="20"/>
+        </w:rPr>
+        <w:t>h</w:t>
+      </w:r>
+      <w:r>
+        <w:t xml:space="preserve">, </w:t>
+      </w:r>
+      <w:r>
+        <w:rPr>
+          <w:rFonts w:ascii="Consolas" w:hAnsi="Consolas"/>
+          <w:sz w:val="20"/>
+        </w:rPr>
+        <w:t>f</w:t>
+      </w:r>
+      <w:r>
+        <w:t xml:space="preserve"> y tamaños de listas abierta/cerrada.*</w:t>
+      </w:r>
+    </w:p>
+    <w:p/>
+    <w:p>
+      <w:r>
+        <w:t>Durante la implementación encontramos dos dificultades técnicas. La</w:t>
+      </w:r>
+    </w:p>
+    <w:p>
+      <w:r>
+        <w:t>primera tuvo que ver con el volumen de la traza: las 323 expansiones,</w:t>
+      </w:r>
+    </w:p>
+    <w:p>
+      <w:r>
+        <w:t>imprimiendo la lista cerrada completa, producen alrededor de 139 mil</w:t>
+      </w:r>
+    </w:p>
+    <w:p>
+      <w:r>
+        <w:t>líneas; para evitar archivos inmanejables añadimos un modo "primeras N</w:t>
+      </w:r>
+    </w:p>
+    <w:p>
+      <w:r>
+        <w:t>detalladas + resto resumido" y dejamos la traza completa sólo como anexo.</w:t>
+      </w:r>
+    </w:p>
+    <w:p>
+      <w:r>
+        <w:t xml:space="preserve">La segunda fue el desempate entre nodos con el mismo </w:t>
+      </w:r>
+      <w:r>
+        <w:rPr>
+          <w:rFonts w:ascii="Consolas" w:hAnsi="Consolas"/>
+          <w:sz w:val="20"/>
+        </w:rPr>
+        <w:t>f</w:t>
+      </w:r>
+      <w:r>
+        <w:t>: sin un criterio</w:t>
+      </w:r>
+    </w:p>
+    <w:p>
+      <w:r>
+        <w:t>explícito el orden cambiaba entre corridas y la traza dejaba de ser</w:t>
+      </w:r>
+    </w:p>
+    <w:p>
+      <w:r>
+        <w:t>reproducible, problema que se atacó fijando la tupla</w:t>
+      </w:r>
+    </w:p>
+    <w:p>
+      <w:r>
+        <w:rPr>
+          <w:rFonts w:ascii="Consolas" w:hAnsi="Consolas"/>
+          <w:sz w:val="20"/>
+        </w:rPr>
+        <w:t>(f, h, contador FIFO)</w:t>
+      </w:r>
+      <w:r>
+        <w:t xml:space="preserve"> dentro del </w:t>
+      </w:r>
+      <w:r>
+        <w:rPr>
+          <w:rFonts w:ascii="Consolas" w:hAnsi="Consolas"/>
+          <w:sz w:val="20"/>
+        </w:rPr>
+        <w:t>heapq</w:t>
+      </w:r>
+      <w:r>
+        <w:t>. A esto se suma el hallazgo</w:t>
+      </w:r>
+    </w:p>
+    <w:p>
+      <w:r>
+        <w:t>sobre la adyacencia de carga que ya discutimos en la sección 2.1, que</w:t>
+      </w:r>
+    </w:p>
+    <w:p>
+      <w:r>
+        <w:t>también nos hizo replantear la heurística inicial.</w:t>
       </w:r>
     </w:p>
     <w:p/>
@@ -2343,133 +1861,48 @@
         <w:pStyle w:val="Heading2"/>
       </w:pPr>
       <w:r>
-        <w:t>9. Dificultades encontradas</w:t>
+        <w:t>8. Cómo ejecutar</w:t>
+      </w:r>
+    </w:p>
+    <w:p/>
+    <w:p>
+      <w:r>
+        <w:t xml:space="preserve">Desde el directorio </w:t>
+      </w:r>
+      <w:r>
+        <w:rPr>
+          <w:rFonts w:ascii="Consolas" w:hAnsi="Consolas"/>
+          <w:sz w:val="20"/>
+        </w:rPr>
+        <w:t>codigo/</w:t>
+      </w:r>
+      <w:r>
+        <w:t xml:space="preserve"> del paquete entregado, con Python 3.10+:</w:t>
       </w:r>
     </w:p>
     <w:p/>
     <w:p>
       <w:pPr>
-        <w:pStyle w:val="ListNumber"/>
+        <w:pStyle w:val="Code"/>
       </w:pPr>
       <w:r>
-        <w:rPr>
-          <w:b/>
-        </w:rPr>
-        <w:t>Modelo de carga ambiguo.</w:t>
-      </w:r>
-      <w:r>
-        <w:t xml:space="preserve"> El enunciado no fija si "cargar" se hace</w:t>
-      </w:r>
-    </w:p>
-    <w:p>
-      <w:r>
-        <w:t xml:space="preserve">   sobre la celda del inventario o desde adyacente. La regla "el robot no</w:t>
-      </w:r>
-    </w:p>
-    <w:p>
-      <w:r>
-        <w:t xml:space="preserve">   puede entrar a casilla ocupada por inventario" obliga a </w:t>
-      </w:r>
-      <w:r>
-        <w:rPr>
-          <w:b/>
-        </w:rPr>
-        <w:t>carga adyacente</w:t>
-      </w:r>
-      <w:r>
-        <w:t>.</w:t>
+        <w:t>python main.py                    # corrida con traza compacta</w:t>
       </w:r>
     </w:p>
     <w:p>
       <w:pPr>
-        <w:pStyle w:val="ListNumber"/>
+        <w:pStyle w:val="Code"/>
       </w:pPr>
       <w:r>
-        <w:rPr>
-          <w:b/>
-        </w:rPr>
-        <w:t>Volumen de la traza.</w:t>
-      </w:r>
-      <w:r>
-        <w:t xml:space="preserve"> 323 iteraciones imprimiendo la cerrada completa</w:t>
-      </w:r>
-    </w:p>
-    <w:p>
-      <w:r>
-        <w:t xml:space="preserve">   producen ~139k líneas. Se añadió un modo "primeras N detalladas + resto</w:t>
-      </w:r>
-    </w:p>
-    <w:p>
-      <w:r>
-        <w:t xml:space="preserve">   resumido" sin perder la traza completa como anexo.</w:t>
+        <w:t>python main.py --completa         # las 323 iteraciones detalladas</w:t>
       </w:r>
     </w:p>
     <w:p>
       <w:pPr>
-        <w:pStyle w:val="ListNumber"/>
+        <w:pStyle w:val="Code"/>
       </w:pPr>
       <w:r>
-        <w:rPr>
-          <w:b/>
-        </w:rPr>
-        <w:t>Desempate reproducible.</w:t>
-      </w:r>
-      <w:r>
-        <w:t xml:space="preserve"> Sin criterio explícito el orden cambia entre</w:t>
-      </w:r>
-    </w:p>
-    <w:p>
-      <w:r>
-        <w:t xml:space="preserve">   corridas. Se resolvió con </w:t>
-      </w:r>
-      <w:r>
-        <w:rPr>
-          <w:rFonts w:ascii="Consolas" w:hAnsi="Consolas"/>
-          <w:sz w:val="20"/>
-        </w:rPr>
-        <w:t>(f, h, contador FIFO)</w:t>
-      </w:r>
-      <w:r>
-        <w:t xml:space="preserve"> en </w:t>
-      </w:r>
-      <w:r>
-        <w:rPr>
-          <w:rFonts w:ascii="Consolas" w:hAnsi="Consolas"/>
-          <w:sz w:val="20"/>
-        </w:rPr>
-        <w:t>heapq</w:t>
-      </w:r>
-      <w:r>
-        <w:t>.</w:t>
-      </w:r>
-    </w:p>
-    <w:p>
-      <w:pPr>
-        <w:pStyle w:val="ListNumber"/>
-      </w:pPr>
-      <w:r>
-        <w:rPr>
-          <w:b/>
-        </w:rPr>
-        <w:t>Encoding Windows.</w:t>
-      </w:r>
-      <w:r>
-        <w:t xml:space="preserve"> Stdout en CP1252 corrompía no-ASCII; se fuerza UTF-8</w:t>
-      </w:r>
-    </w:p>
-    <w:p>
-      <w:r>
-        <w:t xml:space="preserve">   con </w:t>
-      </w:r>
-      <w:r>
-        <w:rPr>
-          <w:rFonts w:ascii="Consolas" w:hAnsi="Consolas"/>
-          <w:sz w:val="20"/>
-        </w:rPr>
-        <w:t>PYTHONIOENCODING=utf-8</w:t>
-      </w:r>
-      <w:r>
-        <w:t xml:space="preserve"> y se evitan caracteres conflictivos.</w:t>
+        <w:t>python -m unittest discover -s tests   # 24 tests</w:t>
       </w:r>
     </w:p>
     <w:p/>
@@ -2478,23 +1911,49 @@
         <w:pStyle w:val="Heading2"/>
       </w:pPr>
       <w:r>
-        <w:t>10. Cómo ejecutar</w:t>
+        <w:t>9. Referencias bibliográficas (APA)</w:t>
       </w:r>
     </w:p>
     <w:p/>
     <w:p>
-      <w:r>
-        <w:t xml:space="preserve">Desde </w:t>
-      </w:r>
-      <w:r>
-        <w:rPr>
-          <w:rFonts w:ascii="Consolas" w:hAnsi="Consolas"/>
-          <w:sz w:val="20"/>
-        </w:rPr>
-        <w:t>astar_robot_amazon/</w:t>
-      </w:r>
-      <w:r>
-        <w:t xml:space="preserve"> con Python 3.10+:</w:t>
+      <w:pPr>
+        <w:pStyle w:val="ListBullet"/>
+      </w:pPr>
+      <w:r>
+        <w:t>Russell, S. J., &amp; Norvig, P. (2021). *Artificial Intelligence: A Modern Approach* (4th ed.). Pearson.</w:t>
+      </w:r>
+    </w:p>
+    <w:p>
+      <w:pPr>
+        <w:pStyle w:val="ListBullet"/>
+      </w:pPr>
+      <w:r>
+        <w:t>Hart, P. E., Nilsson, N. J., &amp; Raphael, B. (1968). A formal basis for the heuristic determination of minimum cost paths. *IEEE Transactions on Systems Science and Cybernetics*, 4(2), 100–107. https://doi.org/10.1109/TSSC.1968.300136</w:t>
+      </w:r>
+    </w:p>
+    <w:p>
+      <w:pPr>
+        <w:pStyle w:val="ListBullet"/>
+      </w:pPr>
+      <w:r>
+        <w:t>Pearl, J. (1984). *Heuristics: Intelligent search strategies for computer problem solving*. Addison-Wesley.</w:t>
+      </w:r>
+    </w:p>
+    <w:p>
+      <w:pPr>
+        <w:pStyle w:val="ListBullet"/>
+      </w:pPr>
+      <w:r>
+        <w:t>Python Software Foundation. (2025). *Python 3.13 documentation — heapq, dataclasses*. https://docs.python.org/3.13/</w:t>
+      </w:r>
+    </w:p>
+    <w:p/>
+    <w:p>
+      <w:pPr>
+        <w:pStyle w:val="Heading2"/>
+      </w:pPr>
+      <w:r>
+        <w:t>Anexo A — Estructura del código fuente</w:t>
       </w:r>
     </w:p>
     <w:p/>
@@ -2503,7 +1962,7 @@
         <w:pStyle w:val="Code"/>
       </w:pPr>
       <w:r>
-        <w:t>python -m backend.app.solver.main                    # corrida con traza compacta</w:t>
+        <w:t>astar_robot_amazon/</w:t>
       </w:r>
     </w:p>
     <w:p>
@@ -2511,7 +1970,7 @@
         <w:pStyle w:val="Code"/>
       </w:pPr>
       <w:r>
-        <w:t>python -m backend.app.solver.main --completa         # 323 iteraciones detalladas</w:t>
+        <w:t>├── backend/</w:t>
       </w:r>
     </w:p>
     <w:p>
@@ -2519,7 +1978,127 @@
         <w:pStyle w:val="Code"/>
       </w:pPr>
       <w:r>
-        <w:t>python -m unittest discover -s backend/tests          # 24 tests</w:t>
+        <w:t>│   ├── app/</w:t>
+      </w:r>
+    </w:p>
+    <w:p>
+      <w:pPr>
+        <w:pStyle w:val="Code"/>
+      </w:pPr>
+      <w:r>
+        <w:t>│   │   └── solver/</w:t>
+      </w:r>
+    </w:p>
+    <w:p>
+      <w:pPr>
+        <w:pStyle w:val="Code"/>
+      </w:pPr>
+      <w:r>
+        <w:t>│   │       ├── estado.py          # Estado inmutable, paredes, objetivo</w:t>
+      </w:r>
+    </w:p>
+    <w:p>
+      <w:pPr>
+        <w:pStyle w:val="Code"/>
+      </w:pPr>
+      <w:r>
+        <w:t>│   │       ├── acciones.py        # TipoAccion + sucesores válidos</w:t>
+      </w:r>
+    </w:p>
+    <w:p>
+      <w:pPr>
+        <w:pStyle w:val="Code"/>
+      </w:pPr>
+      <w:r>
+        <w:t>│   │       ├── heuristica.py      # Manhattan + h(n) admisible</w:t>
+      </w:r>
+    </w:p>
+    <w:p>
+      <w:pPr>
+        <w:pStyle w:val="Code"/>
+      </w:pPr>
+      <w:r>
+        <w:t>│   │       ├── nodo.py            # Nodo del árbol + reconstrucción del camino</w:t>
+      </w:r>
+    </w:p>
+    <w:p>
+      <w:pPr>
+        <w:pStyle w:val="Code"/>
+      </w:pPr>
+      <w:r>
+        <w:t>│   │       ├── frontera.py        # Cola de prioridad con desempate explícito</w:t>
+      </w:r>
+    </w:p>
+    <w:p>
+      <w:pPr>
+        <w:pStyle w:val="Code"/>
+      </w:pPr>
+      <w:r>
+        <w:t>│   │       ├── traza.py           # Render del tablero y salida por iteración</w:t>
+      </w:r>
+    </w:p>
+    <w:p>
+      <w:pPr>
+        <w:pStyle w:val="Code"/>
+      </w:pPr>
+      <w:r>
+        <w:t>│   │       ├── astar.py           # Algoritmo principal</w:t>
+      </w:r>
+    </w:p>
+    <w:p>
+      <w:pPr>
+        <w:pStyle w:val="Code"/>
+      </w:pPr>
+      <w:r>
+        <w:t>│   │       └── main.py            # Entry point con argumentos CLI</w:t>
+      </w:r>
+    </w:p>
+    <w:p>
+      <w:pPr>
+        <w:pStyle w:val="Code"/>
+      </w:pPr>
+      <w:r>
+        <w:t>│   └── tests/                     # 24 tests unitarios</w:t>
+      </w:r>
+    </w:p>
+    <w:p>
+      <w:pPr>
+        <w:pStyle w:val="Code"/>
+      </w:pPr>
+      <w:r>
+        <w:t>├── salidas/</w:t>
+      </w:r>
+    </w:p>
+    <w:p>
+      <w:pPr>
+        <w:pStyle w:val="Code"/>
+      </w:pPr>
+      <w:r>
+        <w:t>│   ├── traza_corrida_final.txt    # Salida resumida (anexo principal)</w:t>
+      </w:r>
+    </w:p>
+    <w:p>
+      <w:pPr>
+        <w:pStyle w:val="Code"/>
+      </w:pPr>
+      <w:r>
+        <w:t>│   └── traza_completa.txt         # Todas las iteraciones detalladas</w:t>
+      </w:r>
+    </w:p>
+    <w:p>
+      <w:pPr>
+        <w:pStyle w:val="Code"/>
+      </w:pPr>
+      <w:r>
+        <w:t>└── memoria/</w:t>
+      </w:r>
+    </w:p>
+    <w:p>
+      <w:pPr>
+        <w:pStyle w:val="Code"/>
+      </w:pPr>
+      <w:r>
+        <w:t xml:space="preserve">    └── memoria.md                 # Este documento</w:t>
       </w:r>
     </w:p>
     <w:p/>
@@ -2528,202 +2107,6 @@
         <w:pStyle w:val="Heading2"/>
       </w:pPr>
       <w:r>
-        <w:t>11. Referencias bibliográficas (APA)</w:t>
-      </w:r>
-    </w:p>
-    <w:p/>
-    <w:p>
-      <w:pPr>
-        <w:pStyle w:val="ListBullet"/>
-      </w:pPr>
-      <w:r>
-        <w:t>Russell, S. J., &amp; Norvig, P. (2021). *Artificial Intelligence: A Modern Approach* (4th ed.). Pearson.</w:t>
-      </w:r>
-    </w:p>
-    <w:p>
-      <w:pPr>
-        <w:pStyle w:val="ListBullet"/>
-      </w:pPr>
-      <w:r>
-        <w:t>Hart, P. E., Nilsson, N. J., &amp; Raphael, B. (1968). A formal basis for the heuristic determination of minimum cost paths. *IEEE Transactions on Systems Science and Cybernetics*, 4(2), 100–107. https://doi.org/10.1109/TSSC.1968.300136</w:t>
-      </w:r>
-    </w:p>
-    <w:p>
-      <w:pPr>
-        <w:pStyle w:val="ListBullet"/>
-      </w:pPr>
-      <w:r>
-        <w:t>Pearl, J. (1984). *Heuristics: Intelligent search strategies for computer problem solving*. Addison-Wesley.</w:t>
-      </w:r>
-    </w:p>
-    <w:p>
-      <w:pPr>
-        <w:pStyle w:val="ListBullet"/>
-      </w:pPr>
-      <w:r>
-        <w:t>Python Software Foundation. (2025). *Python 3.13 documentation — heapq, dataclasses*. https://docs.python.org/3.13/</w:t>
-      </w:r>
-    </w:p>
-    <w:p/>
-    <w:p>
-      <w:pPr>
-        <w:pStyle w:val="Heading2"/>
-      </w:pPr>
-      <w:r>
-        <w:t>Anexo A — Estructura del código fuente</w:t>
-      </w:r>
-    </w:p>
-    <w:p/>
-    <w:p>
-      <w:pPr>
-        <w:pStyle w:val="Code"/>
-      </w:pPr>
-      <w:r>
-        <w:t>astar_robot_amazon/</w:t>
-      </w:r>
-    </w:p>
-    <w:p>
-      <w:pPr>
-        <w:pStyle w:val="Code"/>
-      </w:pPr>
-      <w:r>
-        <w:t>├── backend/</w:t>
-      </w:r>
-    </w:p>
-    <w:p>
-      <w:pPr>
-        <w:pStyle w:val="Code"/>
-      </w:pPr>
-      <w:r>
-        <w:t>│   ├── app/</w:t>
-      </w:r>
-    </w:p>
-    <w:p>
-      <w:pPr>
-        <w:pStyle w:val="Code"/>
-      </w:pPr>
-      <w:r>
-        <w:t>│   │   └── solver/</w:t>
-      </w:r>
-    </w:p>
-    <w:p>
-      <w:pPr>
-        <w:pStyle w:val="Code"/>
-      </w:pPr>
-      <w:r>
-        <w:t>│   │       ├── estado.py          # Estado inmutable, paredes, objetivo</w:t>
-      </w:r>
-    </w:p>
-    <w:p>
-      <w:pPr>
-        <w:pStyle w:val="Code"/>
-      </w:pPr>
-      <w:r>
-        <w:t>│   │       ├── acciones.py        # TipoAccion + sucesores válidos</w:t>
-      </w:r>
-    </w:p>
-    <w:p>
-      <w:pPr>
-        <w:pStyle w:val="Code"/>
-      </w:pPr>
-      <w:r>
-        <w:t>│   │       ├── heuristica.py      # Manhattan + h(n) admisible</w:t>
-      </w:r>
-    </w:p>
-    <w:p>
-      <w:pPr>
-        <w:pStyle w:val="Code"/>
-      </w:pPr>
-      <w:r>
-        <w:t>│   │       ├── nodo.py            # Nodo del árbol + reconstrucción del camino</w:t>
-      </w:r>
-    </w:p>
-    <w:p>
-      <w:pPr>
-        <w:pStyle w:val="Code"/>
-      </w:pPr>
-      <w:r>
-        <w:t>│   │       ├── frontera.py        # Cola de prioridad con desempate explícito</w:t>
-      </w:r>
-    </w:p>
-    <w:p>
-      <w:pPr>
-        <w:pStyle w:val="Code"/>
-      </w:pPr>
-      <w:r>
-        <w:t>│   │       ├── traza.py           # Render del tablero y salida por iteración</w:t>
-      </w:r>
-    </w:p>
-    <w:p>
-      <w:pPr>
-        <w:pStyle w:val="Code"/>
-      </w:pPr>
-      <w:r>
-        <w:t>│   │       ├── astar.py           # Algoritmo principal</w:t>
-      </w:r>
-    </w:p>
-    <w:p>
-      <w:pPr>
-        <w:pStyle w:val="Code"/>
-      </w:pPr>
-      <w:r>
-        <w:t>│   │       └── main.py            # Entry point con argumentos CLI</w:t>
-      </w:r>
-    </w:p>
-    <w:p>
-      <w:pPr>
-        <w:pStyle w:val="Code"/>
-      </w:pPr>
-      <w:r>
-        <w:t>│   └── tests/                     # 24 tests unitarios</w:t>
-      </w:r>
-    </w:p>
-    <w:p>
-      <w:pPr>
-        <w:pStyle w:val="Code"/>
-      </w:pPr>
-      <w:r>
-        <w:t>├── salidas/</w:t>
-      </w:r>
-    </w:p>
-    <w:p>
-      <w:pPr>
-        <w:pStyle w:val="Code"/>
-      </w:pPr>
-      <w:r>
-        <w:t>│   ├── traza_corrida_final.txt    # Salida resumida (anexo principal)</w:t>
-      </w:r>
-    </w:p>
-    <w:p>
-      <w:pPr>
-        <w:pStyle w:val="Code"/>
-      </w:pPr>
-      <w:r>
-        <w:t>│   └── traza_completa.txt         # Todas las iteraciones detalladas</w:t>
-      </w:r>
-    </w:p>
-    <w:p>
-      <w:pPr>
-        <w:pStyle w:val="Code"/>
-      </w:pPr>
-      <w:r>
-        <w:t>└── memoria/</w:t>
-      </w:r>
-    </w:p>
-    <w:p>
-      <w:pPr>
-        <w:pStyle w:val="Code"/>
-      </w:pPr>
-      <w:r>
-        <w:t xml:space="preserve">    └── memoria.md                 # Este documento</w:t>
-      </w:r>
-    </w:p>
-    <w:p/>
-    <w:p>
-      <w:pPr>
-        <w:pStyle w:val="Heading2"/>
-      </w:pPr>
-      <w:r>
         <w:t>Anexo B — Código fuente</w:t>
       </w:r>
     </w:p>
@@ -2737,7 +2120,7 @@
           <w:i/>
           <w:color w:val="555555"/>
         </w:rPr>
-        <w:t>*(Adjuntar los archivos del directorio `backend/app/solver/` y</w:t>
+        <w:t>*(Se adjuntan los archivos del directorio `backend/app/solver/` y</w:t>
       </w:r>
     </w:p>
     <w:p>
@@ -2749,7 +2132,7 @@
           <w:i/>
           <w:color w:val="555555"/>
         </w:rPr>
-        <w:t>`backend/tests/` como anexo. No cuentan para el límite de 10 páginas.)*</w:t>
+        <w:t>`backend/tests/`. No cuentan para el límite de páginas del cuerpo.)*</w:t>
       </w:r>
     </w:p>
     <w:sectPr>
